--- a/sslOpenCrypt_Complete_Book_v1.0.docx
+++ b/sslOpenCrypt_Complete_Book_v1.0.docx
@@ -1191,7 +1191,18 @@
           <w:sz w:val="22"/>
           <w:szCs w:val="22"/>
         </w:rPr>
-        <w:t>Rajiv</w:t>
+        <w:t xml:space="preserve">Rajiv </w:t>
+      </w:r>
+      <w:r>
+        <w:rPr>
+          <w:rFonts w:eastAsia="Arial" w:cs="Arial"/>
+          <w:b/>
+          <w:bCs/>
+          <w:color w:val="auto"/>
+          <w:sz w:val="22"/>
+          <w:szCs w:val="22"/>
+        </w:rPr>
+        <w:t>Tyagi</w:t>
       </w:r>
     </w:p>
     <w:p>
@@ -1225,7 +1236,34 @@
           <w:sz w:val="20"/>
           <w:szCs w:val="20"/>
         </w:rPr>
-        <w:t>Meerut, India — 2025</w:t>
+        <w:t xml:space="preserve">Meerut, India — </w:t>
+      </w:r>
+      <w:r>
+        <w:rPr>
+          <w:rFonts w:eastAsia="Arial" w:cs="Arial"/>
+          <w:color w:val="auto"/>
+          <w:sz w:val="20"/>
+          <w:szCs w:val="20"/>
+        </w:rPr>
+        <w:t xml:space="preserve">April </w:t>
+      </w:r>
+      <w:r>
+        <w:rPr>
+          <w:rFonts w:eastAsia="Arial" w:cs="Arial"/>
+          <w:color w:val="auto"/>
+          <w:sz w:val="20"/>
+          <w:szCs w:val="20"/>
+        </w:rPr>
+        <w:t>202</w:t>
+      </w:r>
+      <w:r>
+        <w:rPr>
+          <w:rFonts w:eastAsia="Arial" w:cs="Arial"/>
+          <w:color w:val="auto"/>
+          <w:sz w:val="20"/>
+          <w:szCs w:val="20"/>
+        </w:rPr>
+        <w:t>6</w:t>
       </w:r>
     </w:p>
     <w:p>
@@ -11300,6 +11338,2020 @@
       </w:pPr>
       <w:r>
         <w:rPr/>
+      </w:r>
+    </w:p>
+    <w:p>
+      <w:pPr>
+        <w:pStyle w:val="Normal"/>
+      </w:pPr>
+      <w:r>
+        <w:rPr/>
+        <w:t/>
+      </w:r>
+    </w:p>
+    <w:p>
+      <w:pPr>
+        <w:pStyle w:val="Normal"/>
+      </w:pPr>
+      <w:r>
+        <w:rPr/>
+        <w:t/>
+      </w:r>
+    </w:p>
+    <w:p>
+      <w:pPr>
+        <w:pStyle w:val="Normal"/>
+      </w:pPr>
+      <w:r>
+        <w:rPr/>
+        <w:t>SECTION 8B  —  Ghost Crypt</w:t>
+      </w:r>
+    </w:p>
+    <w:p>
+      <w:pPr>
+        <w:pStyle w:val="Normal"/>
+      </w:pPr>
+      <w:r>
+        <w:rPr/>
+        <w:t>A Deniable, Standalone, Headerless Encrypted Container</w:t>
+      </w:r>
+    </w:p>
+    <w:p>
+      <w:pPr>
+        <w:pStyle w:val="Normal"/>
+      </w:pPr>
+      <w:r>
+        <w:rPr/>
+        <w:t/>
+      </w:r>
+    </w:p>
+    <w:p>
+      <w:pPr>
+        <w:pStyle w:val="Normal"/>
+      </w:pPr>
+      <w:r>
+        <w:rPr/>
+        <w:t>Overview</w:t>
+      </w:r>
+    </w:p>
+    <w:p>
+      <w:pPr>
+        <w:pStyle w:val="Normal"/>
+      </w:pPr>
+      <w:r>
+        <w:rPr/>
+        <w:t>A Ghost Crypt is an encrypted container file whose binary content is computationally indistinguishable from random noise. It carries no magic bytes, no format header, no file extension, and no embedded metadata. It can be opened and closed using only standard OpenSSL CLI commands — sslOpenCrypt is not required, and sslOpenCrypt leaves no log entry, no recent-file record, and no configuration trace when it creates one.</w:t>
+      </w:r>
+    </w:p>
+    <w:p>
+      <w:pPr>
+        <w:pStyle w:val="Normal"/>
+      </w:pPr>
+      <w:r>
+        <w:rPr/>
+        <w:t/>
+      </w:r>
+    </w:p>
+    <w:p>
+      <w:pPr>
+        <w:pStyle w:val="Normal"/>
+      </w:pPr>
+      <w:r>
+        <w:rPr/>
+        <w:t>Is Such an Object Possible?</w:t>
+      </w:r>
+    </w:p>
+    <w:p>
+      <w:pPr>
+        <w:pStyle w:val="Normal"/>
+      </w:pPr>
+      <w:r>
+        <w:rPr/>
+        <w:t/>
+      </w:r>
+    </w:p>
+    <w:p>
+      <w:pPr>
+        <w:pStyle w:val="Normal"/>
+      </w:pPr>
+      <w:r>
+        <w:rPr/>
+        <w:t>The short answer is: yes, with precisely defined limits. The table below states what can be guaranteed and what cannot.</w:t>
+      </w:r>
+    </w:p>
+    <w:p>
+      <w:pPr>
+        <w:pStyle w:val="Normal"/>
+      </w:pPr>
+      <w:r>
+        <w:rPr/>
+        <w:t/>
+      </w:r>
+    </w:p>
+    <w:tbl>
+      <w:tblPr>
+        <w:tblW w:w="9360" w:type="dxa"/>
+        <w:tblBorders>
+          <w:top w:val="single" w:sz="4" w:space="0" w:color="auto"/>
+          <w:left w:val="single" w:sz="4" w:space="0" w:color="auto"/>
+          <w:bottom w:val="single" w:sz="4" w:space="0" w:color="auto"/>
+          <w:right w:val="single" w:sz="4" w:space="0" w:color="auto"/>
+          <w:insideH w:val="single" w:sz="4" w:space="0" w:color="auto"/>
+          <w:insideV w:val="single" w:sz="4" w:space="0" w:color="auto"/>
+        </w:tblBorders>
+      </w:tblPr>
+      <w:tr>
+        <w:tc>
+          <w:tcPr/>
+          <w:p>
+            <w:r>
+              <w:rPr>
+                <w:b/>
+              </w:rPr>
+              <w:t xml:space="preserve">Property</w:t>
+            </w:r>
+          </w:p>
+        </w:tc>
+        <w:tc>
+          <w:tcPr/>
+          <w:p>
+            <w:r>
+              <w:rPr>
+                <w:b/>
+              </w:rPr>
+              <w:t xml:space="preserve">Detail</w:t>
+            </w:r>
+          </w:p>
+        </w:tc>
+      </w:tr>
+      <w:tr>
+        <w:tc>
+          <w:tcPr/>
+          <w:p>
+            <w:r>
+              <w:rPr/>
+              <w:t xml:space="preserve">No identifying bytes</w:t>
+            </w:r>
+          </w:p>
+        </w:tc>
+        <w:tc>
+          <w:tcPr/>
+          <w:p>
+            <w:r>
+              <w:rPr/>
+              <w:t xml:space="preserve">AES-256-GCM and ChaCha20-Poly1305 ciphertext is IND-CPA secure: every byte of the output is indistinguishable from uniform random under computational assumptions. The file command, hex editors, strings, and binwalk all report "data" with no recognised signature.</w:t>
+            </w:r>
+          </w:p>
+        </w:tc>
+      </w:tr>
+      <w:tr>
+        <w:tc>
+          <w:tcPr/>
+          <w:p>
+            <w:r>
+              <w:rPr/>
+              <w:t xml:space="preserve">No sslOpenCrypt traces</w:t>
+            </w:r>
+          </w:p>
+        </w:tc>
+        <w:tc>
+          <w:tcPr/>
+          <w:p>
+            <w:r>
+              <w:rPr/>
+              <w:t xml:space="preserve">The GUI writes nothing to its session log, recent-files list, or config database for Ghost Crypt operations. All temp files are written to a RAM-backed tmpfs path and securely erased before the dialog closes.</w:t>
+            </w:r>
+          </w:p>
+        </w:tc>
+      </w:tr>
+      <w:tr>
+        <w:tc>
+          <w:tcPr/>
+          <w:p>
+            <w:r>
+              <w:rPr/>
+              <w:t xml:space="preserve">Standalone recovery</w:t>
+            </w:r>
+          </w:p>
+        </w:tc>
+        <w:tc>
+          <w:tcPr/>
+          <w:p>
+            <w:r>
+              <w:rPr/>
+              <w:t xml:space="preserve">The container can be decrypted using only openssl enc or three standard openssl commands (PBKDF2 + enc). No proprietary software, no sslOpenCrypt binary, and no installed library beyond the system OpenSSL is required.</w:t>
+            </w:r>
+          </w:p>
+        </w:tc>
+      </w:tr>
+      <w:tr>
+        <w:tc>
+          <w:tcPr/>
+          <w:p>
+            <w:r>
+              <w:rPr/>
+              <w:t xml:space="preserve">Deniable outer layer (optional)</w:t>
+            </w:r>
+          </w:p>
+        </w:tc>
+        <w:tc>
+          <w:tcPr/>
+          <w:p>
+            <w:r>
+              <w:rPr/>
+              <w:t xml:space="preserve">An outer decoy payload can fill the same container. Presenting the outer passphrase yields the decoy; presenting the inner passphrase yields the real payload. Without the inner passphrase, the existence of the inner layer is mathematically unprovable.</w:t>
+            </w:r>
+          </w:p>
+        </w:tc>
+      </w:tr>
+      <w:tr>
+        <w:tc>
+          <w:tcPr/>
+          <w:p>
+            <w:r>
+              <w:rPr>
+                <w:b/>
+              </w:rPr>
+              <w:t xml:space="preserve">NOT GUARANTEED</w:t>
+            </w:r>
+          </w:p>
+        </w:tc>
+        <w:tc>
+          <w:tcPr/>
+          <w:p>
+            <w:r>
+              <w:rPr/>
+              <w:t xml:space="preserve">What cannot be hidden</w:t>
+            </w:r>
+          </w:p>
+        </w:tc>
+      </w:tr>
+      <w:tr>
+        <w:tc>
+          <w:tcPr/>
+          <w:p>
+            <w:r>
+              <w:rPr/>
+              <w:t xml:space="preserve">File existence</w:t>
+            </w:r>
+          </w:p>
+        </w:tc>
+        <w:tc>
+          <w:tcPr/>
+          <w:p>
+            <w:r>
+              <w:rPr/>
+              <w:t xml:space="preserve">The file has an inode, a size, and timestamps. ls -la, find, stat, and every file manager will show it. Only a kernel-level driver (rootkit) could suppress this, which is entirely outside the scope of sslOpenCrypt and outside the threat model here.</w:t>
+            </w:r>
+          </w:p>
+        </w:tc>
+      </w:tr>
+      <w:tr>
+        <w:tc>
+          <w:tcPr/>
+          <w:p>
+            <w:r>
+              <w:rPr/>
+              <w:t xml:space="preserve">High-entropy signature</w:t>
+            </w:r>
+          </w:p>
+        </w:tc>
+        <w:tc>
+          <w:tcPr/>
+          <w:p>
+            <w:r>
+              <w:rPr/>
+              <w:t xml:space="preserve">Forensic tools (ent, binwalk -E, dc3dd entropy scan) will flag the file as "high entropy — possibly encrypted or compressed". This is inherent to any encrypted container and cannot be avoided without steganographic embedding inside a carrier file.</w:t>
+            </w:r>
+          </w:p>
+        </w:tc>
+      </w:tr>
+      <w:tr>
+        <w:tc>
+          <w:tcPr/>
+          <w:p>
+            <w:r>
+              <w:rPr/>
+              <w:t xml:space="preserve">Filesystem journal entries</w:t>
+            </w:r>
+          </w:p>
+        </w:tc>
+        <w:tc>
+          <w:tcPr/>
+          <w:p>
+            <w:r>
+              <w:rPr/>
+              <w:t xml:space="preserve">ext4 journalling, NTFS $LogFile, and macOS HFS+ journal record the creation and modification of any file. These entries persist until the journal wraps. Forensic acquisition of the raw disk can recover them.</w:t>
+            </w:r>
+          </w:p>
+        </w:tc>
+      </w:tr>
+      <w:tr>
+        <w:tc>
+          <w:tcPr/>
+          <w:p>
+            <w:r>
+              <w:rPr/>
+              <w:t xml:space="preserve">RAM artefacts</w:t>
+            </w:r>
+          </w:p>
+        </w:tc>
+        <w:tc>
+          <w:tcPr/>
+          <w:p>
+            <w:r>
+              <w:rPr/>
+              <w:t xml:space="preserve">The passphrase and plaintext exist in RAM during open/close operations. Memory forensics (cold-boot attack, hibernation image) may recover them.</w:t>
+            </w:r>
+          </w:p>
+        </w:tc>
+      </w:tr>
+    </w:tbl>
+    <w:p>
+      <w:pPr>
+        <w:pStyle w:val="Normal"/>
+      </w:pPr>
+      <w:r>
+        <w:rPr/>
+        <w:t/>
+      </w:r>
+    </w:p>
+    <w:p>
+      <w:pPr>
+        <w:pStyle w:val="Normal"/>
+      </w:pPr>
+      <w:r>
+        <w:rPr/>
+        <w:t>Container Format Specification</w:t>
+      </w:r>
+    </w:p>
+    <w:p>
+      <w:pPr>
+        <w:pStyle w:val="Normal"/>
+      </w:pPr>
+      <w:r>
+        <w:rPr/>
+        <w:t/>
+      </w:r>
+    </w:p>
+    <w:p>
+      <w:pPr>
+        <w:pStyle w:val="Normal"/>
+      </w:pPr>
+      <w:r>
+        <w:rPr/>
+        <w:t>The Ghost Crypt binary layout is:</w:t>
+      </w:r>
+    </w:p>
+    <w:p>
+      <w:pPr>
+        <w:pStyle w:val="Normal"/>
+      </w:pPr>
+      <w:r>
+        <w:rPr/>
+        <w:t/>
+      </w:r>
+    </w:p>
+    <w:p>
+      <w:pPr>
+        <w:pStyle w:val="Normal"/>
+      </w:pPr>
+      <w:r>
+        <w:rPr>
+          <w:rFonts w:ascii="Courier New" w:hAnsi="Courier New"/>
+          <w:sz w:val="19"/>
+        </w:rPr>
+        <w:t>Bytes 0–31    : salt          (32 bytes, CSPRNG — fed to Argon2id KDF)</w:t>
+      </w:r>
+    </w:p>
+    <w:p>
+      <w:pPr>
+        <w:pStyle w:val="Normal"/>
+      </w:pPr>
+      <w:r>
+        <w:rPr>
+          <w:rFonts w:ascii="Courier New" w:hAnsi="Courier New"/>
+          <w:sz w:val="19"/>
+        </w:rPr>
+        <w:t>Bytes 32–43   : nonce / IV    (12 bytes, CSPRNG — fed to AES-256-GCM)</w:t>
+      </w:r>
+    </w:p>
+    <w:p>
+      <w:pPr>
+        <w:pStyle w:val="Normal"/>
+      </w:pPr>
+      <w:r>
+        <w:rPr>
+          <w:rFonts w:ascii="Courier New" w:hAnsi="Courier New"/>
+          <w:sz w:val="19"/>
+        </w:rPr>
+        <w:t>Bytes 44–(N-16): ciphertext   (N − 60 bytes of encrypted payload)</w:t>
+      </w:r>
+    </w:p>
+    <w:p>
+      <w:pPr>
+        <w:pStyle w:val="Normal"/>
+      </w:pPr>
+      <w:r>
+        <w:rPr>
+          <w:rFonts w:ascii="Courier New" w:hAnsi="Courier New"/>
+          <w:sz w:val="19"/>
+        </w:rPr>
+        <w:t>Bytes (N-16)–N: GCM auth tag  (16 bytes — provides integrity and authenticity)</w:t>
+      </w:r>
+    </w:p>
+    <w:p>
+      <w:pPr>
+        <w:pStyle w:val="Normal"/>
+      </w:pPr>
+      <w:r>
+        <w:rPr>
+          <w:rFonts w:ascii="Courier New" w:hAnsi="Courier New"/>
+          <w:sz w:val="19"/>
+        </w:rPr>
+        <w:t/>
+      </w:r>
+    </w:p>
+    <w:p>
+      <w:pPr>
+        <w:pStyle w:val="Normal"/>
+      </w:pPr>
+      <w:r>
+        <w:rPr>
+          <w:rFonts w:ascii="Courier New" w:hAnsi="Courier New"/>
+          <w:sz w:val="19"/>
+        </w:rPr>
+        <w:t>Total wire size = payload_size + 60 bytes (salt + nonce + tag)</w:t>
+      </w:r>
+    </w:p>
+    <w:p>
+      <w:pPr>
+        <w:pStyle w:val="Normal"/>
+      </w:pPr>
+      <w:r>
+        <w:rPr>
+          <w:rFonts w:ascii="Courier New" w:hAnsi="Courier New"/>
+          <w:sz w:val="19"/>
+        </w:rPr>
+        <w:t>No header. No magic. No length field. No version byte.</w:t>
+      </w:r>
+    </w:p>
+    <w:p>
+      <w:pPr>
+        <w:pStyle w:val="Normal"/>
+      </w:pPr>
+      <w:r>
+        <w:rPr>
+          <w:rFonts w:ascii="Courier New" w:hAnsi="Courier New"/>
+          <w:sz w:val="19"/>
+        </w:rPr>
+        <w:t>The file is indistinguishable from 60 + payload_size bytes of random data.</w:t>
+      </w:r>
+    </w:p>
+    <w:p>
+      <w:pPr>
+        <w:pStyle w:val="Normal"/>
+      </w:pPr>
+      <w:r>
+        <w:rPr/>
+        <w:t/>
+      </w:r>
+    </w:p>
+    <w:p>
+      <w:pPr>
+        <w:pStyle w:val="Normal"/>
+      </w:pPr>
+      <w:r>
+        <w:rPr/>
+        <w:t>Key Derivation</w:t>
+      </w:r>
+    </w:p>
+    <w:p>
+      <w:pPr>
+        <w:pStyle w:val="Normal"/>
+      </w:pPr>
+      <w:r>
+        <w:rPr/>
+        <w:t/>
+      </w:r>
+    </w:p>
+    <w:p>
+      <w:pPr>
+        <w:pStyle w:val="Normal"/>
+      </w:pPr>
+      <w:r>
+        <w:rPr/>
+        <w:t>The 256-bit encryption key is derived from the passphrase and the 32-byte salt using Argon2id (RFC 9106). Default parameters:</w:t>
+      </w:r>
+    </w:p>
+    <w:p>
+      <w:pPr>
+        <w:pStyle w:val="Normal"/>
+      </w:pPr>
+      <w:r>
+        <w:rPr/>
+        <w:t/>
+      </w:r>
+    </w:p>
+    <w:p>
+      <w:pPr>
+        <w:pStyle w:val="Normal"/>
+      </w:pPr>
+      <w:r>
+        <w:rPr>
+          <w:rFonts w:ascii="Courier New" w:hAnsi="Courier New"/>
+          <w:sz w:val="19"/>
+        </w:rPr>
+        <w:t>Algorithm   : Argon2id</w:t>
+      </w:r>
+    </w:p>
+    <w:p>
+      <w:pPr>
+        <w:pStyle w:val="Normal"/>
+      </w:pPr>
+      <w:r>
+        <w:rPr>
+          <w:rFonts w:ascii="Courier New" w:hAnsi="Courier New"/>
+          <w:sz w:val="19"/>
+        </w:rPr>
+        <w:t>Time cost   : 3 iterations</w:t>
+      </w:r>
+    </w:p>
+    <w:p>
+      <w:pPr>
+        <w:pStyle w:val="Normal"/>
+      </w:pPr>
+      <w:r>
+        <w:rPr>
+          <w:rFonts w:ascii="Courier New" w:hAnsi="Courier New"/>
+          <w:sz w:val="19"/>
+        </w:rPr>
+        <w:t>Memory cost : 65536 KiB (64 MiB)</w:t>
+      </w:r>
+    </w:p>
+    <w:p>
+      <w:pPr>
+        <w:pStyle w:val="Normal"/>
+      </w:pPr>
+      <w:r>
+        <w:rPr>
+          <w:rFonts w:ascii="Courier New" w:hAnsi="Courier New"/>
+          <w:sz w:val="19"/>
+        </w:rPr>
+        <w:t>Parallelism : 4 lanes</w:t>
+      </w:r>
+    </w:p>
+    <w:p>
+      <w:pPr>
+        <w:pStyle w:val="Normal"/>
+      </w:pPr>
+      <w:r>
+        <w:rPr>
+          <w:rFonts w:ascii="Courier New" w:hAnsi="Courier New"/>
+          <w:sz w:val="19"/>
+        </w:rPr>
+        <w:t>Output      : 32 bytes (256 bits) — used as AES-256-GCM key</w:t>
+      </w:r>
+    </w:p>
+    <w:p>
+      <w:pPr>
+        <w:pStyle w:val="Normal"/>
+      </w:pPr>
+      <w:r>
+        <w:rPr>
+          <w:rFonts w:ascii="Courier New" w:hAnsi="Courier New"/>
+          <w:sz w:val="19"/>
+        </w:rPr>
+        <w:t/>
+      </w:r>
+    </w:p>
+    <w:p>
+      <w:pPr>
+        <w:pStyle w:val="Normal"/>
+      </w:pPr>
+      <w:r>
+        <w:rPr>
+          <w:rFonts w:ascii="Courier New" w:hAnsi="Courier New"/>
+          <w:sz w:val="19"/>
+        </w:rPr>
+        <w:t># Equivalent openssl command (PBKDF2 fallback for systems without Argon2id):</w:t>
+      </w:r>
+    </w:p>
+    <w:p>
+      <w:pPr>
+        <w:pStyle w:val="Normal"/>
+      </w:pPr>
+      <w:r>
+        <w:rPr>
+          <w:rFonts w:ascii="Courier New" w:hAnsi="Courier New"/>
+          <w:sz w:val="19"/>
+        </w:rPr>
+        <w:t># openssl kdf -keylen 32 -kdfopt digest:SHA512 -kdfopt pass:PASSPHRASE \</w:t>
+      </w:r>
+    </w:p>
+    <w:p>
+      <w:pPr>
+        <w:pStyle w:val="Normal"/>
+      </w:pPr>
+      <w:r>
+        <w:rPr>
+          <w:rFonts w:ascii="Courier New" w:hAnsi="Courier New"/>
+          <w:sz w:val="19"/>
+        </w:rPr>
+        <w:t>#   -kdfopt salt:SALT_HEX -kdfopt iter:600000 PBKDF2</w:t>
+      </w:r>
+    </w:p>
+    <w:p>
+      <w:pPr>
+        <w:pStyle w:val="Normal"/>
+      </w:pPr>
+      <w:r>
+        <w:rPr/>
+        <w:t/>
+      </w:r>
+    </w:p>
+    <w:p>
+      <w:pPr>
+        <w:pStyle w:val="Normal"/>
+      </w:pPr>
+      <w:r>
+        <w:rPr/>
+        <w:t>Encryption</w:t>
+      </w:r>
+    </w:p>
+    <w:p>
+      <w:pPr>
+        <w:pStyle w:val="Normal"/>
+      </w:pPr>
+      <w:r>
+        <w:rPr/>
+        <w:t/>
+      </w:r>
+    </w:p>
+    <w:p>
+      <w:pPr>
+        <w:pStyle w:val="Normal"/>
+      </w:pPr>
+      <w:r>
+        <w:rPr/>
+        <w:t>Primary cipher: AES-256-GCM (authenticated encryption with associated data). Alternative: ChaCha20-Poly1305 (for platforms without AES hardware acceleration). No associated data (AAD) is used in the base format. The GCM authentication tag ensures that any tampering with the ciphertext is detected before decryption.</w:t>
+      </w:r>
+    </w:p>
+    <w:p>
+      <w:pPr>
+        <w:pStyle w:val="Normal"/>
+      </w:pPr>
+      <w:r>
+        <w:rPr/>
+        <w:t/>
+      </w:r>
+    </w:p>
+    <w:p>
+      <w:pPr>
+        <w:pStyle w:val="Normal"/>
+      </w:pPr>
+      <w:r>
+        <w:rPr>
+          <w:rFonts w:ascii="Courier New" w:hAnsi="Courier New"/>
+          <w:sz w:val="19"/>
+        </w:rPr>
+        <w:t># Create a Ghost Crypt container (pure openssl — no sslOpenCrypt required):</w:t>
+      </w:r>
+    </w:p>
+    <w:p>
+      <w:pPr>
+        <w:pStyle w:val="Normal"/>
+      </w:pPr>
+      <w:r>
+        <w:rPr>
+          <w:rFonts w:ascii="Courier New" w:hAnsi="Courier New"/>
+          <w:sz w:val="19"/>
+        </w:rPr>
+        <w:t>SALT=$(openssl rand -hex 32)</w:t>
+      </w:r>
+    </w:p>
+    <w:p>
+      <w:pPr>
+        <w:pStyle w:val="Normal"/>
+      </w:pPr>
+      <w:r>
+        <w:rPr>
+          <w:rFonts w:ascii="Courier New" w:hAnsi="Courier New"/>
+          <w:sz w:val="19"/>
+        </w:rPr>
+        <w:t>IV=$(openssl rand -hex 12)</w:t>
+      </w:r>
+    </w:p>
+    <w:p>
+      <w:pPr>
+        <w:pStyle w:val="Normal"/>
+      </w:pPr>
+      <w:r>
+        <w:rPr>
+          <w:rFonts w:ascii="Courier New" w:hAnsi="Courier New"/>
+          <w:sz w:val="19"/>
+        </w:rPr>
+        <w:t>openssl enc -aes-256-gcm \</w:t>
+      </w:r>
+    </w:p>
+    <w:p>
+      <w:pPr>
+        <w:pStyle w:val="Normal"/>
+      </w:pPr>
+      <w:r>
+        <w:rPr>
+          <w:rFonts w:ascii="Courier New" w:hAnsi="Courier New"/>
+          <w:sz w:val="19"/>
+        </w:rPr>
+        <w:t xml:space="preserve">  -K "$(openssl kdf ... &lt;passphrase&gt; &lt;salt&gt;)" \</w:t>
+      </w:r>
+    </w:p>
+    <w:p>
+      <w:pPr>
+        <w:pStyle w:val="Normal"/>
+      </w:pPr>
+      <w:r>
+        <w:rPr>
+          <w:rFonts w:ascii="Courier New" w:hAnsi="Courier New"/>
+          <w:sz w:val="19"/>
+        </w:rPr>
+        <w:t xml:space="preserve">  -iv "$IV" \</w:t>
+      </w:r>
+    </w:p>
+    <w:p>
+      <w:pPr>
+        <w:pStyle w:val="Normal"/>
+      </w:pPr>
+      <w:r>
+        <w:rPr>
+          <w:rFonts w:ascii="Courier New" w:hAnsi="Courier New"/>
+          <w:sz w:val="19"/>
+        </w:rPr>
+        <w:t xml:space="preserve">  -in plaintext.bin -out ghost.bin</w:t>
+      </w:r>
+    </w:p>
+    <w:p>
+      <w:pPr>
+        <w:pStyle w:val="Normal"/>
+      </w:pPr>
+      <w:r>
+        <w:rPr>
+          <w:rFonts w:ascii="Courier New" w:hAnsi="Courier New"/>
+          <w:sz w:val="19"/>
+        </w:rPr>
+        <w:t># See Section 8B Recovery Procedure for the complete step-by-step script.</w:t>
+      </w:r>
+    </w:p>
+    <w:p>
+      <w:pPr>
+        <w:pStyle w:val="Normal"/>
+      </w:pPr>
+      <w:r>
+        <w:rPr/>
+        <w:t/>
+      </w:r>
+    </w:p>
+    <w:p>
+      <w:pPr>
+        <w:pStyle w:val="Normal"/>
+      </w:pPr>
+      <w:r>
+        <w:rPr/>
+        <w:t>sslOpenCrypt Operational Security — No-Trace Guarantees</w:t>
+      </w:r>
+    </w:p>
+    <w:p>
+      <w:pPr>
+        <w:pStyle w:val="Normal"/>
+      </w:pPr>
+      <w:r>
+        <w:rPr/>
+        <w:t/>
+      </w:r>
+    </w:p>
+    <w:tbl>
+      <w:tblPr>
+        <w:tblW w:w="9360" w:type="dxa"/>
+        <w:tblBorders>
+          <w:top w:val="single" w:sz="4" w:space="0" w:color="auto"/>
+          <w:left w:val="single" w:sz="4" w:space="0" w:color="auto"/>
+          <w:bottom w:val="single" w:sz="4" w:space="0" w:color="auto"/>
+          <w:right w:val="single" w:sz="4" w:space="0" w:color="auto"/>
+          <w:insideH w:val="single" w:sz="4" w:space="0" w:color="auto"/>
+          <w:insideV w:val="single" w:sz="4" w:space="0" w:color="auto"/>
+        </w:tblBorders>
+      </w:tblPr>
+      <w:tr>
+        <w:tc>
+          <w:tcPr/>
+          <w:p>
+            <w:r>
+              <w:rPr>
+                <w:b/>
+              </w:rPr>
+              <w:t xml:space="preserve">Guarantee</w:t>
+            </w:r>
+          </w:p>
+        </w:tc>
+        <w:tc>
+          <w:tcPr/>
+          <w:p>
+            <w:r>
+              <w:rPr>
+                <w:b/>
+              </w:rPr>
+              <w:t xml:space="preserve">Implementation</w:t>
+            </w:r>
+          </w:p>
+        </w:tc>
+      </w:tr>
+      <w:tr>
+        <w:tc>
+          <w:tcPr/>
+          <w:p>
+            <w:r>
+              <w:rPr/>
+              <w:t xml:space="preserve">No session log entry</w:t>
+            </w:r>
+          </w:p>
+        </w:tc>
+        <w:tc>
+          <w:tcPr/>
+          <w:p>
+            <w:r>
+              <w:rPr/>
+              <w:t xml:space="preserve">Ghost Crypt operations are excluded from the sslOpenCrypt Command Console log and the session export. The audit log flag GHOST_CRYPT_OP is set internally but never written to any persistent store.</w:t>
+            </w:r>
+          </w:p>
+        </w:tc>
+      </w:tr>
+      <w:tr>
+        <w:tc>
+          <w:tcPr/>
+          <w:p>
+            <w:r>
+              <w:rPr/>
+              <w:t xml:space="preserve">No recent-files record</w:t>
+            </w:r>
+          </w:p>
+        </w:tc>
+        <w:tc>
+          <w:tcPr/>
+          <w:p>
+            <w:r>
+              <w:rPr/>
+              <w:t xml:space="preserve">The container path is never written to the recent-files list, the Qt settings store, or any configuration file.</w:t>
+            </w:r>
+          </w:p>
+        </w:tc>
+      </w:tr>
+      <w:tr>
+        <w:tc>
+          <w:tcPr/>
+          <w:p>
+            <w:r>
+              <w:rPr/>
+              <w:t xml:space="preserve">RAM-only temp files</w:t>
+            </w:r>
+          </w:p>
+        </w:tc>
+        <w:tc>
+          <w:tcPr/>
+          <w:p>
+            <w:r>
+              <w:rPr/>
+              <w:t xml:space="preserve">All intermediate files (plaintext during pack/unpack, derived key material) are written exclusively to a tmpfs mount (/run/user/UID/sslocghost/). The directory is created on open and destroyed — with shred — on close.</w:t>
+            </w:r>
+          </w:p>
+        </w:tc>
+      </w:tr>
+      <w:tr>
+        <w:tc>
+          <w:tcPr/>
+          <w:p>
+            <w:r>
+              <w:rPr/>
+              <w:t xml:space="preserve">Passphrase hygiene</w:t>
+            </w:r>
+          </w:p>
+        </w:tc>
+        <w:tc>
+          <w:tcPr/>
+          <w:p>
+            <w:r>
+              <w:rPr/>
+              <w:t xml:space="preserve">The passphrase field uses EchoMode::Password and is never written to undo history, clipboard, or swap. It is zeroed in RAM with ctypes.memset() before the dialog is destroyed.</w:t>
+            </w:r>
+          </w:p>
+        </w:tc>
+      </w:tr>
+      <w:tr>
+        <w:tc>
+          <w:tcPr/>
+          <w:p>
+            <w:r>
+              <w:rPr/>
+              <w:t xml:space="preserve">No network call</w:t>
+            </w:r>
+          </w:p>
+        </w:tc>
+        <w:tc>
+          <w:tcPr/>
+          <w:p>
+            <w:r>
+              <w:rPr/>
+              <w:t xml:space="preserve">Ghost Crypt is purely local. No OCSP, no TSA, no telemetry.</w:t>
+            </w:r>
+          </w:p>
+        </w:tc>
+      </w:tr>
+      <w:tr>
+        <w:tc>
+          <w:tcPr/>
+          <w:p>
+            <w:r>
+              <w:rPr/>
+              <w:t xml:space="preserve">sslOpenCrypt not embedded</w:t>
+            </w:r>
+          </w:p>
+        </w:tc>
+        <w:tc>
+          <w:tcPr/>
+          <w:p>
+            <w:r>
+              <w:rPr/>
+              <w:t xml:space="preserve">The container format contains zero sslOpenCrypt identifiers. Opening a Ghost Crypt file from the command line requires only openssl, salt knowledge, and the passphrase.</w:t>
+            </w:r>
+          </w:p>
+        </w:tc>
+      </w:tr>
+    </w:tbl>
+    <w:p>
+      <w:pPr>
+        <w:pStyle w:val="Normal"/>
+      </w:pPr>
+      <w:r>
+        <w:rPr/>
+        <w:t/>
+      </w:r>
+    </w:p>
+    <w:p>
+      <w:pPr>
+        <w:pStyle w:val="Normal"/>
+      </w:pPr>
+      <w:r>
+        <w:rPr/>
+        <w:t>Standalone Recovery Procedure (No sslOpenCrypt Required)</w:t>
+      </w:r>
+    </w:p>
+    <w:p>
+      <w:pPr>
+        <w:pStyle w:val="Normal"/>
+      </w:pPr>
+      <w:r>
+        <w:rPr/>
+        <w:t/>
+      </w:r>
+    </w:p>
+    <w:p>
+      <w:pPr>
+        <w:pStyle w:val="Normal"/>
+      </w:pPr>
+      <w:r>
+        <w:rPr/>
+        <w:t>The following procedure decrypts any Ghost Crypt container using only the system OpenSSL binary. It requires the container file, the passphrase, and knowledge of the salt offset (first 32 bytes) and nonce offset (bytes 32–43).</w:t>
+      </w:r>
+    </w:p>
+    <w:p>
+      <w:pPr>
+        <w:pStyle w:val="Normal"/>
+      </w:pPr>
+      <w:r>
+        <w:rPr/>
+        <w:t/>
+      </w:r>
+    </w:p>
+    <w:p>
+      <w:pPr>
+        <w:pStyle w:val="Normal"/>
+      </w:pPr>
+      <w:r>
+        <w:rPr>
+          <w:rFonts w:ascii="Courier New" w:hAnsi="Courier New"/>
+          <w:sz w:val="19"/>
+        </w:rPr>
+        <w:t>#!/bin/sh</w:t>
+      </w:r>
+    </w:p>
+    <w:p>
+      <w:pPr>
+        <w:pStyle w:val="Normal"/>
+      </w:pPr>
+      <w:r>
+        <w:rPr>
+          <w:rFonts w:ascii="Courier New" w:hAnsi="Courier New"/>
+          <w:sz w:val="19"/>
+        </w:rPr>
+        <w:t># Ghost Crypt standalone recovery — requires only: openssl, dd, xxd</w:t>
+      </w:r>
+    </w:p>
+    <w:p>
+      <w:pPr>
+        <w:pStyle w:val="Normal"/>
+      </w:pPr>
+      <w:r>
+        <w:rPr>
+          <w:rFonts w:ascii="Courier New" w:hAnsi="Courier New"/>
+          <w:sz w:val="19"/>
+        </w:rPr>
+        <w:t>CONTAINER="$1"           # path to the Ghost Crypt file</w:t>
+      </w:r>
+    </w:p>
+    <w:p>
+      <w:pPr>
+        <w:pStyle w:val="Normal"/>
+      </w:pPr>
+      <w:r>
+        <w:rPr>
+          <w:rFonts w:ascii="Courier New" w:hAnsi="Courier New"/>
+          <w:sz w:val="19"/>
+        </w:rPr>
+        <w:t>PASSPHRASE="$2"          # passphrase (handle with care in scripts)</w:t>
+      </w:r>
+    </w:p>
+    <w:p>
+      <w:pPr>
+        <w:pStyle w:val="Normal"/>
+      </w:pPr>
+      <w:r>
+        <w:rPr>
+          <w:rFonts w:ascii="Courier New" w:hAnsi="Courier New"/>
+          <w:sz w:val="19"/>
+        </w:rPr>
+        <w:t/>
+      </w:r>
+    </w:p>
+    <w:p>
+      <w:pPr>
+        <w:pStyle w:val="Normal"/>
+      </w:pPr>
+      <w:r>
+        <w:rPr>
+          <w:rFonts w:ascii="Courier New" w:hAnsi="Courier New"/>
+          <w:sz w:val="19"/>
+        </w:rPr>
+        <w:t># 1. Extract salt (bytes 0-31) and nonce (bytes 32-43)</w:t>
+      </w:r>
+    </w:p>
+    <w:p>
+      <w:pPr>
+        <w:pStyle w:val="Normal"/>
+      </w:pPr>
+      <w:r>
+        <w:rPr>
+          <w:rFonts w:ascii="Courier New" w:hAnsi="Courier New"/>
+          <w:sz w:val="19"/>
+        </w:rPr>
+        <w:t>SALT_HEX=$(dd if="$CONTAINER" bs=1 skip=0  count=32 2&gt;/dev/null | xxd -p -c 64)</w:t>
+      </w:r>
+    </w:p>
+    <w:p>
+      <w:pPr>
+        <w:pStyle w:val="Normal"/>
+      </w:pPr>
+      <w:r>
+        <w:rPr>
+          <w:rFonts w:ascii="Courier New" w:hAnsi="Courier New"/>
+          <w:sz w:val="19"/>
+        </w:rPr>
+        <w:t>IV_HEX=$(  dd if="$CONTAINER" bs=1 skip=32 count=12 2&gt;/dev/null | xxd -p -c 24)</w:t>
+      </w:r>
+    </w:p>
+    <w:p>
+      <w:pPr>
+        <w:pStyle w:val="Normal"/>
+      </w:pPr>
+      <w:r>
+        <w:rPr>
+          <w:rFonts w:ascii="Courier New" w:hAnsi="Courier New"/>
+          <w:sz w:val="19"/>
+        </w:rPr>
+        <w:t/>
+      </w:r>
+    </w:p>
+    <w:p>
+      <w:pPr>
+        <w:pStyle w:val="Normal"/>
+      </w:pPr>
+      <w:r>
+        <w:rPr>
+          <w:rFonts w:ascii="Courier New" w:hAnsi="Courier New"/>
+          <w:sz w:val="19"/>
+        </w:rPr>
+        <w:t># 2. Derive 256-bit key with PBKDF2-SHA512 (600,000 iterations)</w:t>
+      </w:r>
+    </w:p>
+    <w:p>
+      <w:pPr>
+        <w:pStyle w:val="Normal"/>
+      </w:pPr>
+      <w:r>
+        <w:rPr>
+          <w:rFonts w:ascii="Courier New" w:hAnsi="Courier New"/>
+          <w:sz w:val="19"/>
+        </w:rPr>
+        <w:t>#    For Argon2id use libsodium or python3 -c "import argon2; ..."</w:t>
+      </w:r>
+    </w:p>
+    <w:p>
+      <w:pPr>
+        <w:pStyle w:val="Normal"/>
+      </w:pPr>
+      <w:r>
+        <w:rPr>
+          <w:rFonts w:ascii="Courier New" w:hAnsi="Courier New"/>
+          <w:sz w:val="19"/>
+        </w:rPr>
+        <w:t>KEY_HEX=$(openssl kdf -keylen 32 \</w:t>
+      </w:r>
+    </w:p>
+    <w:p>
+      <w:pPr>
+        <w:pStyle w:val="Normal"/>
+      </w:pPr>
+      <w:r>
+        <w:rPr>
+          <w:rFonts w:ascii="Courier New" w:hAnsi="Courier New"/>
+          <w:sz w:val="19"/>
+        </w:rPr>
+        <w:t xml:space="preserve">  -kdfopt digest:SHA512 \</w:t>
+      </w:r>
+    </w:p>
+    <w:p>
+      <w:pPr>
+        <w:pStyle w:val="Normal"/>
+      </w:pPr>
+      <w:r>
+        <w:rPr>
+          <w:rFonts w:ascii="Courier New" w:hAnsi="Courier New"/>
+          <w:sz w:val="19"/>
+        </w:rPr>
+        <w:t xml:space="preserve">  -kdfopt "pass:${PASSPHRASE}" \</w:t>
+      </w:r>
+    </w:p>
+    <w:p>
+      <w:pPr>
+        <w:pStyle w:val="Normal"/>
+      </w:pPr>
+      <w:r>
+        <w:rPr>
+          <w:rFonts w:ascii="Courier New" w:hAnsi="Courier New"/>
+          <w:sz w:val="19"/>
+        </w:rPr>
+        <w:t xml:space="preserve">  -kdfopt "hexsalt:${SALT_HEX}" \</w:t>
+      </w:r>
+    </w:p>
+    <w:p>
+      <w:pPr>
+        <w:pStyle w:val="Normal"/>
+      </w:pPr>
+      <w:r>
+        <w:rPr>
+          <w:rFonts w:ascii="Courier New" w:hAnsi="Courier New"/>
+          <w:sz w:val="19"/>
+        </w:rPr>
+        <w:t xml:space="preserve">  -kdfopt iter:600000 \</w:t>
+      </w:r>
+    </w:p>
+    <w:p>
+      <w:pPr>
+        <w:pStyle w:val="Normal"/>
+      </w:pPr>
+      <w:r>
+        <w:rPr>
+          <w:rFonts w:ascii="Courier New" w:hAnsi="Courier New"/>
+          <w:sz w:val="19"/>
+        </w:rPr>
+        <w:t xml:space="preserve">  PBKDF2 | xxd -p -c 64)</w:t>
+      </w:r>
+    </w:p>
+    <w:p>
+      <w:pPr>
+        <w:pStyle w:val="Normal"/>
+      </w:pPr>
+      <w:r>
+        <w:rPr>
+          <w:rFonts w:ascii="Courier New" w:hAnsi="Courier New"/>
+          <w:sz w:val="19"/>
+        </w:rPr>
+        <w:t/>
+      </w:r>
+    </w:p>
+    <w:p>
+      <w:pPr>
+        <w:pStyle w:val="Normal"/>
+      </w:pPr>
+      <w:r>
+        <w:rPr>
+          <w:rFonts w:ascii="Courier New" w:hAnsi="Courier New"/>
+          <w:sz w:val="19"/>
+        </w:rPr>
+        <w:t># 3. Decrypt ciphertext (bytes 44 onward, last 16 bytes = GCM tag)</w:t>
+      </w:r>
+    </w:p>
+    <w:p>
+      <w:pPr>
+        <w:pStyle w:val="Normal"/>
+      </w:pPr>
+      <w:r>
+        <w:rPr>
+          <w:rFonts w:ascii="Courier New" w:hAnsi="Courier New"/>
+          <w:sz w:val="19"/>
+        </w:rPr>
+        <w:t>BODY_OFFSET=44</w:t>
+      </w:r>
+    </w:p>
+    <w:p>
+      <w:pPr>
+        <w:pStyle w:val="Normal"/>
+      </w:pPr>
+      <w:r>
+        <w:rPr>
+          <w:rFonts w:ascii="Courier New" w:hAnsi="Courier New"/>
+          <w:sz w:val="19"/>
+        </w:rPr>
+        <w:t>dd if="$CONTAINER" bs=1 skip=$BODY_OFFSET 2&gt;/dev/null | \</w:t>
+      </w:r>
+    </w:p>
+    <w:p>
+      <w:pPr>
+        <w:pStyle w:val="Normal"/>
+      </w:pPr>
+      <w:r>
+        <w:rPr>
+          <w:rFonts w:ascii="Courier New" w:hAnsi="Courier New"/>
+          <w:sz w:val="19"/>
+        </w:rPr>
+        <w:t xml:space="preserve">  openssl enc -d -aes-256-gcm \</w:t>
+      </w:r>
+    </w:p>
+    <w:p>
+      <w:pPr>
+        <w:pStyle w:val="Normal"/>
+      </w:pPr>
+      <w:r>
+        <w:rPr>
+          <w:rFonts w:ascii="Courier New" w:hAnsi="Courier New"/>
+          <w:sz w:val="19"/>
+        </w:rPr>
+        <w:t xml:space="preserve">    -K "$KEY_HEX" -iv "$IV_HEX" \</w:t>
+      </w:r>
+    </w:p>
+    <w:p>
+      <w:pPr>
+        <w:pStyle w:val="Normal"/>
+      </w:pPr>
+      <w:r>
+        <w:rPr>
+          <w:rFonts w:ascii="Courier New" w:hAnsi="Courier New"/>
+          <w:sz w:val="19"/>
+        </w:rPr>
+        <w:t xml:space="preserve">    -out plaintext_recovered.bin</w:t>
+      </w:r>
+    </w:p>
+    <w:p>
+      <w:pPr>
+        <w:pStyle w:val="Normal"/>
+      </w:pPr>
+      <w:r>
+        <w:rPr>
+          <w:rFonts w:ascii="Courier New" w:hAnsi="Courier New"/>
+          <w:sz w:val="19"/>
+        </w:rPr>
+        <w:t/>
+      </w:r>
+    </w:p>
+    <w:p>
+      <w:pPr>
+        <w:pStyle w:val="Normal"/>
+      </w:pPr>
+      <w:r>
+        <w:rPr>
+          <w:rFonts w:ascii="Courier New" w:hAnsi="Courier New"/>
+          <w:sz w:val="19"/>
+        </w:rPr>
+        <w:t>echo "Decryption complete: plaintext_recovered.bin"</w:t>
+      </w:r>
+    </w:p>
+    <w:p>
+      <w:pPr>
+        <w:pStyle w:val="Normal"/>
+      </w:pPr>
+      <w:r>
+        <w:rPr/>
+        <w:t/>
+      </w:r>
+    </w:p>
+    <w:p>
+      <w:pPr>
+        <w:pStyle w:val="Normal"/>
+      </w:pPr>
+      <w:r>
+        <w:rPr/>
+        <w:t>Optional: Deniable Dual-Layer Container</w:t>
+      </w:r>
+    </w:p>
+    <w:p>
+      <w:pPr>
+        <w:pStyle w:val="Normal"/>
+      </w:pPr>
+      <w:r>
+        <w:rPr/>
+        <w:t/>
+      </w:r>
+    </w:p>
+    <w:p>
+      <w:pPr>
+        <w:pStyle w:val="Normal"/>
+      </w:pPr>
+      <w:r>
+        <w:rPr/>
+        <w:t>A dual-layer Ghost Crypt provides plausible deniability under coercion. The container is divided into two regions. The outer region (beginning of file) contains a decoy payload accessible with passphrase A. The inner region (end of file, addressed from the tail) contains the real payload accessible with passphrase B. Neither region stores any pointer to the other. Without passphrase B, the existence of the inner region cannot be proven — it is indistinguishable from the random padding that always fills unused space in the outer region.</w:t>
+      </w:r>
+    </w:p>
+    <w:p>
+      <w:pPr>
+        <w:pStyle w:val="Normal"/>
+      </w:pPr>
+      <w:r>
+        <w:rPr/>
+        <w:t/>
+      </w:r>
+    </w:p>
+    <w:p>
+      <w:pPr>
+        <w:pStyle w:val="Normal"/>
+      </w:pPr>
+      <w:r>
+        <w:rPr/>
+        <w:t>[NOTE]  This is architecturally identical to the hidden volume design used by VeraCrypt (which in turn follows the original TrueCrypt design). sslOpenCrypt implements it at the file level rather than the block-device level.</w:t>
+      </w:r>
+    </w:p>
+    <w:p>
+      <w:pPr>
+        <w:pStyle w:val="Normal"/>
+      </w:pPr>
+      <w:r>
+        <w:rPr/>
+        <w:t/>
+      </w:r>
+    </w:p>
+    <w:p>
+      <w:pPr>
+        <w:pStyle w:val="Normal"/>
+      </w:pPr>
+      <w:r>
+        <w:rPr/>
+        <w:t>Naming and Placement Guidance</w:t>
+      </w:r>
+    </w:p>
+    <w:p>
+      <w:pPr>
+        <w:pStyle w:val="Normal"/>
+      </w:pPr>
+      <w:r>
+        <w:rPr/>
+        <w:t/>
+      </w:r>
+    </w:p>
+    <w:p>
+      <w:pPr>
+        <w:pStyle w:val="Normal"/>
+      </w:pPr>
+      <w:r>
+        <w:rPr/>
+        <w:t>The file must exist somewhere on the filesystem and will appear in ls. The following strategies reduce the chance of attracting attention:</w:t>
+      </w:r>
+    </w:p>
+    <w:p>
+      <w:pPr>
+        <w:pStyle w:val="Normal"/>
+      </w:pPr>
+      <w:r>
+        <w:rPr/>
+        <w:t/>
+      </w:r>
+    </w:p>
+    <w:p>
+      <w:pPr>
+        <w:pStyle w:val="Normal"/>
+      </w:pPr>
+      <w:r>
+        <w:rPr>
+          <w:rFonts w:ascii="Courier New" w:hAnsi="Courier New"/>
+          <w:sz w:val="19"/>
+        </w:rPr>
+        <w:t>Strategy                  | Example</w:t>
+      </w:r>
+    </w:p>
+    <w:p>
+      <w:pPr>
+        <w:pStyle w:val="Normal"/>
+      </w:pPr>
+      <w:r>
+        <w:rPr>
+          <w:rFonts w:ascii="Courier New" w:hAnsi="Courier New"/>
+          <w:sz w:val="19"/>
+        </w:rPr>
+        <w:t>--------------------------|--------------------------------------------------</w:t>
+      </w:r>
+    </w:p>
+    <w:p>
+      <w:pPr>
+        <w:pStyle w:val="Normal"/>
+      </w:pPr>
+      <w:r>
+        <w:rPr>
+          <w:rFonts w:ascii="Courier New" w:hAnsi="Courier New"/>
+          <w:sz w:val="19"/>
+        </w:rPr>
+        <w:t>System-like name          | .font-cache-v3  /usr/share/misc/tzdata-ext</w:t>
+      </w:r>
+    </w:p>
+    <w:p>
+      <w:pPr>
+        <w:pStyle w:val="Normal"/>
+      </w:pPr>
+      <w:r>
+        <w:rPr>
+          <w:rFonts w:ascii="Courier New" w:hAnsi="Courier New"/>
+          <w:sz w:val="19"/>
+        </w:rPr>
+        <w:t>Inside a large directory  | ~/.config/  /var/lib/  ~/Downloads/</w:t>
+      </w:r>
+    </w:p>
+    <w:p>
+      <w:pPr>
+        <w:pStyle w:val="Normal"/>
+      </w:pPr>
+      <w:r>
+        <w:rPr>
+          <w:rFonts w:ascii="Courier New" w:hAnsi="Courier New"/>
+          <w:sz w:val="19"/>
+        </w:rPr>
+        <w:t>Fixed "expected" size     | Size it to match a known font, icon, or data file</w:t>
+      </w:r>
+    </w:p>
+    <w:p>
+      <w:pPr>
+        <w:pStyle w:val="Normal"/>
+      </w:pPr>
+      <w:r>
+        <w:rPr>
+          <w:rFonts w:ascii="Courier New" w:hAnsi="Courier New"/>
+          <w:sz w:val="19"/>
+        </w:rPr>
+        <w:t>Inside a VeraCrypt volume | Two layers of plausible deniability</w:t>
+      </w:r>
+    </w:p>
+    <w:p>
+      <w:pPr>
+        <w:pStyle w:val="Normal"/>
+      </w:pPr>
+      <w:r>
+        <w:rPr>
+          <w:rFonts w:ascii="Courier New" w:hAnsi="Courier New"/>
+          <w:sz w:val="19"/>
+        </w:rPr>
+        <w:t>Embedded in a media file  | JPEG/MP4 steganography (out of scope — see note)</w:t>
+      </w:r>
+    </w:p>
+    <w:p>
+      <w:pPr>
+        <w:pStyle w:val="Normal"/>
+      </w:pPr>
+      <w:r>
+        <w:rPr>
+          <w:rFonts w:ascii="Courier New" w:hAnsi="Courier New"/>
+          <w:sz w:val="19"/>
+        </w:rPr>
+        <w:t/>
+      </w:r>
+    </w:p>
+    <w:p>
+      <w:pPr>
+        <w:pStyle w:val="Normal"/>
+      </w:pPr>
+      <w:r>
+        <w:rPr>
+          <w:rFonts w:ascii="Courier New" w:hAnsi="Courier New"/>
+          <w:sz w:val="19"/>
+        </w:rPr>
+        <w:t>Note: steganographic embedding (hiding the container inside a JPEG or video</w:t>
+      </w:r>
+    </w:p>
+    <w:p>
+      <w:pPr>
+        <w:pStyle w:val="Normal"/>
+      </w:pPr>
+      <w:r>
+        <w:rPr>
+          <w:rFonts w:ascii="Courier New" w:hAnsi="Courier New"/>
+          <w:sz w:val="19"/>
+        </w:rPr>
+        <w:t>file) is out of scope for the v1.x Ghost Crypt implementation. It requires</w:t>
+      </w:r>
+    </w:p>
+    <w:p>
+      <w:pPr>
+        <w:pStyle w:val="Normal"/>
+      </w:pPr>
+      <w:r>
+        <w:rPr>
+          <w:rFonts w:ascii="Courier New" w:hAnsi="Courier New"/>
+          <w:sz w:val="19"/>
+        </w:rPr>
+        <w:t>a separate steg module and is planned for v2.x.</w:t>
+      </w:r>
+    </w:p>
+    <w:p>
+      <w:pPr>
+        <w:pStyle w:val="Normal"/>
+      </w:pPr>
+      <w:r>
+        <w:rPr/>
+        <w:t/>
+      </w:r>
+    </w:p>
+    <w:p>
+      <w:pPr>
+        <w:pStyle w:val="Normal"/>
+      </w:pPr>
+      <w:r>
+        <w:rPr/>
+        <w:t>Threat Model Summary</w:t>
+      </w:r>
+    </w:p>
+    <w:p>
+      <w:pPr>
+        <w:pStyle w:val="Normal"/>
+      </w:pPr>
+      <w:r>
+        <w:rPr/>
+        <w:t/>
+      </w:r>
+    </w:p>
+    <w:tbl>
+      <w:tblPr>
+        <w:tblW w:w="9360" w:type="dxa"/>
+        <w:tblBorders>
+          <w:top w:val="single" w:sz="4" w:space="0" w:color="auto"/>
+          <w:left w:val="single" w:sz="4" w:space="0" w:color="auto"/>
+          <w:bottom w:val="single" w:sz="4" w:space="0" w:color="auto"/>
+          <w:right w:val="single" w:sz="4" w:space="0" w:color="auto"/>
+          <w:insideH w:val="single" w:sz="4" w:space="0" w:color="auto"/>
+          <w:insideV w:val="single" w:sz="4" w:space="0" w:color="auto"/>
+        </w:tblBorders>
+      </w:tblPr>
+      <w:tr>
+        <w:tc>
+          <w:tcPr/>
+          <w:p>
+            <w:r>
+              <w:rPr>
+                <w:b/>
+              </w:rPr>
+              <w:t xml:space="preserve">Threat</w:t>
+            </w:r>
+          </w:p>
+        </w:tc>
+        <w:tc>
+          <w:tcPr/>
+          <w:p>
+            <w:r>
+              <w:rPr>
+                <w:b/>
+              </w:rPr>
+              <w:t xml:space="preserve">Level of protection</w:t>
+            </w:r>
+          </w:p>
+        </w:tc>
+      </w:tr>
+      <w:tr>
+        <w:tc>
+          <w:tcPr/>
+          <w:p>
+            <w:r>
+              <w:rPr/>
+              <w:t xml:space="preserve">Casual inspection (file manager, ls)</w:t>
+            </w:r>
+          </w:p>
+        </w:tc>
+        <w:tc>
+          <w:tcPr/>
+          <w:p>
+            <w:r>
+              <w:rPr/>
+              <w:t xml:space="preserve">STRONG — file has no recognisable signature; name and extension are user-chosen</w:t>
+            </w:r>
+          </w:p>
+        </w:tc>
+      </w:tr>
+      <w:tr>
+        <w:tc>
+          <w:tcPr/>
+          <w:p>
+            <w:r>
+              <w:rPr/>
+              <w:t xml:space="preserve">Hex editor / file command / strings</w:t>
+            </w:r>
+          </w:p>
+        </w:tc>
+        <w:tc>
+          <w:tcPr/>
+          <w:p>
+            <w:r>
+              <w:rPr/>
+              <w:t xml:space="preserve">STRONG — AES-GCM output has no identifiable byte patterns</w:t>
+            </w:r>
+          </w:p>
+        </w:tc>
+      </w:tr>
+      <w:tr>
+        <w:tc>
+          <w:tcPr/>
+          <w:p>
+            <w:r>
+              <w:rPr/>
+              <w:t xml:space="preserve">Entropy analysis (ent, binwalk)</w:t>
+            </w:r>
+          </w:p>
+        </w:tc>
+        <w:tc>
+          <w:tcPr/>
+          <w:p>
+            <w:r>
+              <w:rPr/>
+              <w:t xml:space="preserve">WEAK — high entropy is flagged as "likely encrypted". Unavoidable for any encrypted container.</w:t>
+            </w:r>
+          </w:p>
+        </w:tc>
+      </w:tr>
+      <w:tr>
+        <w:tc>
+          <w:tcPr/>
+          <w:p>
+            <w:r>
+              <w:rPr/>
+              <w:t xml:space="preserve">Forensic disk imaging + journal analysis</w:t>
+            </w:r>
+          </w:p>
+        </w:tc>
+        <w:tc>
+          <w:tcPr/>
+          <w:p>
+            <w:r>
+              <w:rPr/>
+              <w:t xml:space="preserve">WEAK — inode, ctime, and journal entries survive imaging. Countermeasure: store inside an already-mounted encrypted volume (dm-crypt, VeraCrypt).</w:t>
+            </w:r>
+          </w:p>
+        </w:tc>
+      </w:tr>
+      <w:tr>
+        <w:tc>
+          <w:tcPr/>
+          <w:p>
+            <w:r>
+              <w:rPr/>
+              <w:t xml:space="preserve">Coercion with outer passphrase (dual-layer)</w:t>
+            </w:r>
+          </w:p>
+        </w:tc>
+        <w:tc>
+          <w:tcPr/>
+          <w:p>
+            <w:r>
+              <w:rPr/>
+              <w:t xml:space="preserve">STRONG — outer layer yields decoy content; inner layer existence is computationally unprovable.</w:t>
+            </w:r>
+          </w:p>
+        </w:tc>
+      </w:tr>
+      <w:tr>
+        <w:tc>
+          <w:tcPr/>
+          <w:p>
+            <w:r>
+              <w:rPr/>
+              <w:t xml:space="preserve">Coercion with both passphrases</w:t>
+            </w:r>
+          </w:p>
+        </w:tc>
+        <w:tc>
+          <w:tcPr/>
+          <w:p>
+            <w:r>
+              <w:rPr/>
+              <w:t xml:space="preserve">None — no cryptographic system can protect against compelled disclosure of the correct key.</w:t>
+            </w:r>
+          </w:p>
+        </w:tc>
+      </w:tr>
+      <w:tr>
+        <w:tc>
+          <w:tcPr/>
+          <w:p>
+            <w:r>
+              <w:rPr/>
+              <w:t xml:space="preserve">Memory forensics (cold boot, hibernation)</w:t>
+            </w:r>
+          </w:p>
+        </w:tc>
+        <w:tc>
+          <w:tcPr/>
+          <w:p>
+            <w:r>
+              <w:rPr/>
+              <w:t xml:space="preserve">WEAK-to-MODERATE — passphrase is zeroed in RAM immediately after KDF; plaintext only exists in RAM during the open window.</w:t>
+            </w:r>
+          </w:p>
+        </w:tc>
+      </w:tr>
+    </w:tbl>
+    <w:p>
+      <w:pPr>
+        <w:pStyle w:val="Normal"/>
+      </w:pPr>
+      <w:r>
+        <w:rPr/>
+        <w:t/>
+      </w:r>
+    </w:p>
+    <w:p>
+      <w:pPr>
+        <w:pStyle w:val="Normal"/>
+      </w:pPr>
+      <w:r>
+        <w:rPr/>
+        <w:t>sslOpenCrypt Ghost Crypt UI Specification</w:t>
+      </w:r>
+    </w:p>
+    <w:p>
+      <w:pPr>
+        <w:pStyle w:val="Normal"/>
+      </w:pPr>
+      <w:r>
+        <w:rPr/>
+        <w:t/>
+      </w:r>
+    </w:p>
+    <w:p>
+      <w:pPr>
+        <w:pStyle w:val="Normal"/>
+      </w:pPr>
+      <w:r>
+        <w:rPr/>
+        <w:t>Ghost Crypt is accessed via Module 2 (Symmetric Encryption) in Expert Mode. It is not shown in Beginner Mode — the feature is intentionally gated because misuse (losing the passphrase, forgetting the salt offset) results in irrecoverable data loss.</w:t>
+      </w:r>
+    </w:p>
+    <w:p>
+      <w:pPr>
+        <w:pStyle w:val="Normal"/>
+      </w:pPr>
+      <w:r>
+        <w:rPr/>
+        <w:t/>
+      </w:r>
+    </w:p>
+    <w:tbl>
+      <w:tblPr>
+        <w:tblW w:w="9360" w:type="dxa"/>
+        <w:tblBorders>
+          <w:top w:val="single" w:sz="4" w:space="0" w:color="auto"/>
+          <w:left w:val="single" w:sz="4" w:space="0" w:color="auto"/>
+          <w:bottom w:val="single" w:sz="4" w:space="0" w:color="auto"/>
+          <w:right w:val="single" w:sz="4" w:space="0" w:color="auto"/>
+          <w:insideH w:val="single" w:sz="4" w:space="0" w:color="auto"/>
+          <w:insideV w:val="single" w:sz="4" w:space="0" w:color="auto"/>
+        </w:tblBorders>
+      </w:tblPr>
+      <w:tr>
+        <w:tc>
+          <w:tcPr/>
+          <w:p>
+            <w:r>
+              <w:rPr>
+                <w:b/>
+              </w:rPr>
+              <w:t xml:space="preserve">UI Element</w:t>
+            </w:r>
+          </w:p>
+        </w:tc>
+        <w:tc>
+          <w:tcPr/>
+          <w:p>
+            <w:r>
+              <w:rPr>
+                <w:b/>
+              </w:rPr>
+              <w:t xml:space="preserve">Behaviour</w:t>
+            </w:r>
+          </w:p>
+        </w:tc>
+      </w:tr>
+      <w:tr>
+        <w:tc>
+          <w:tcPr/>
+          <w:p>
+            <w:r>
+              <w:rPr/>
+              <w:t xml:space="preserve">Mode selector</w:t>
+            </w:r>
+          </w:p>
+        </w:tc>
+        <w:tc>
+          <w:tcPr/>
+          <w:p>
+            <w:r>
+              <w:rPr/>
+              <w:t xml:space="preserve">"Ghost Crypt" option appears in Module 2 only when Expert Mode is active. Beginner and Classroom modes hide this option entirely.</w:t>
+            </w:r>
+          </w:p>
+        </w:tc>
+      </w:tr>
+      <w:tr>
+        <w:tc>
+          <w:tcPr/>
+          <w:p>
+            <w:r>
+              <w:rPr/>
+              <w:t xml:space="preserve">Container path field</w:t>
+            </w:r>
+          </w:p>
+        </w:tc>
+        <w:tc>
+          <w:tcPr/>
+          <w:p>
+            <w:r>
+              <w:rPr/>
+              <w:t xml:space="preserve">Free-text path. No file browser to avoid creating a "recently opened" entry in the desktop environment.</w:t>
+            </w:r>
+          </w:p>
+        </w:tc>
+      </w:tr>
+      <w:tr>
+        <w:tc>
+          <w:tcPr/>
+          <w:p>
+            <w:r>
+              <w:rPr/>
+              <w:t xml:space="preserve">Passphrase field</w:t>
+            </w:r>
+          </w:p>
+        </w:tc>
+        <w:tc>
+          <w:tcPr/>
+          <w:p>
+            <w:r>
+              <w:rPr/>
+              <w:t xml:space="preserve">EchoMode::Password. Never written to clipboard or undo history. Zeroed with ctypes.memset() on dialog close.</w:t>
+            </w:r>
+          </w:p>
+        </w:tc>
+      </w:tr>
+      <w:tr>
+        <w:tc>
+          <w:tcPr/>
+          <w:p>
+            <w:r>
+              <w:rPr/>
+              <w:t xml:space="preserve">Outer / inner passphrase toggle</w:t>
+            </w:r>
+          </w:p>
+        </w:tc>
+        <w:tc>
+          <w:tcPr/>
+          <w:p>
+            <w:r>
+              <w:rPr/>
+              <w:t xml:space="preserve">Visible only when Dual-Layer is checked. Labels say "Outer (decoy) passphrase" and "Inner (real) passphrase".</w:t>
+            </w:r>
+          </w:p>
+        </w:tc>
+      </w:tr>
+      <w:tr>
+        <w:tc>
+          <w:tcPr/>
+          <w:p>
+            <w:r>
+              <w:rPr/>
+              <w:t xml:space="preserve">Size field</w:t>
+            </w:r>
+          </w:p>
+        </w:tc>
+        <w:tc>
+          <w:tcPr/>
+          <w:p>
+            <w:r>
+              <w:rPr/>
+              <w:t xml:space="preserve">User enters payload size in bytes or selects "match existing file: [browse]" to make the container exactly the size of a chosen decoy file.</w:t>
+            </w:r>
+          </w:p>
+        </w:tc>
+      </w:tr>
+      <w:tr>
+        <w:tc>
+          <w:tcPr/>
+          <w:p>
+            <w:r>
+              <w:rPr/>
+              <w:t xml:space="preserve">Command Console</w:t>
+            </w:r>
+          </w:p>
+        </w:tc>
+        <w:tc>
+          <w:tcPr/>
+          <w:p>
+            <w:r>
+              <w:rPr/>
+              <w:t xml:space="preserve">Shows the openssl commands being run but does NOT log them to the session history. A banner reads: "Ghost Crypt — commands shown for verification only. Not recorded."</w:t>
+            </w:r>
+          </w:p>
+        </w:tc>
+      </w:tr>
+      <w:tr>
+        <w:tc>
+          <w:tcPr/>
+          <w:p>
+            <w:r>
+              <w:rPr/>
+              <w:t xml:space="preserve">Completion</w:t>
+            </w:r>
+          </w:p>
+        </w:tc>
+        <w:tc>
+          <w:tcPr/>
+          <w:p>
+            <w:r>
+              <w:rPr/>
+              <w:t xml:space="preserve">No success notification in the main window. A modal dialog appears, is dismissed, and no trace is left in the UI state.</w:t>
+            </w:r>
+          </w:p>
+        </w:tc>
+      </w:tr>
+    </w:tbl>
+    <w:p>
+      <w:pPr>
+        <w:pStyle w:val="Normal"/>
+      </w:pPr>
+      <w:r>
+        <w:rPr/>
+        <w:t/>
+      </w:r>
+    </w:p>
+    <w:p>
+      <w:pPr>
+        <w:pStyle w:val="Normal"/>
+      </w:pPr>
+      <w:r>
+        <w:rPr/>
+        <w:t>Roadmap</w:t>
+      </w:r>
+    </w:p>
+    <w:p>
+      <w:pPr>
+        <w:pStyle w:val="Normal"/>
+      </w:pPr>
+      <w:r>
+        <w:rPr/>
+        <w:t/>
+      </w:r>
+    </w:p>
+    <w:p>
+      <w:pPr>
+        <w:pStyle w:val="Normal"/>
+      </w:pPr>
+      <w:r>
+        <w:rPr/>
+        <w:t>Ghost Crypt is targeted for v1.1. The dual-layer (deniable) variant is v1.2. Steganographic embedding into carrier media files is deferred to v2.x alongside the post-quantum module (ChaCha20-Poly1305 + ML-KEM key encapsulation for the Ghost Crypt key derivation step).</w:t>
+      </w:r>
+    </w:p>
+    <w:p>
+      <w:pPr>
+        <w:pStyle w:val="Normal"/>
+      </w:pPr>
+      <w:r>
+        <w:rPr/>
+        <w:t/>
+      </w:r>
+    </w:p>
+    <w:p>
+      <w:pPr>
+        <w:pStyle w:val="Normal"/>
+      </w:pPr>
+      <w:r>
+        <w:rPr/>
+        <w:t/>
       </w:r>
     </w:p>
     <w:tbl>
@@ -47778,6 +49830,731 @@
           <w:szCs w:val="18"/>
         </w:rPr>
         <w:t>APPENDIX A</w:t>
+      </w:r>
+    </w:p>
+    <w:p>
+      <w:pPr>
+        <w:pStyle w:val="Heading1"/>
+      </w:pPr>
+      <w:r>
+        <w:t>18  LibreOffice Integration</w:t>
+      </w:r>
+    </w:p>
+    <w:p>
+      <w:pPr/>
+      <w:r>
+        <w:t>sslOpenCrypt integrates directly into LibreOffice Writer, Calc, Impress, and Draw, giving every user four cryptographic operations on keyboard shortcuts and a dedicated toolbar — without opening a terminal or leaving the document.</w:t>
+      </w:r>
+    </w:p>
+    <w:p>
+      <w:pPr>
+        <w:pStyle w:val="Heading2"/>
+      </w:pPr>
+      <w:r>
+        <w:t>18.1  Architecture</w:t>
+      </w:r>
+    </w:p>
+    <w:p>
+      <w:pPr/>
+      <w:r>
+        <w:t>The integration consists of two independent components that work together:</w:t>
+      </w:r>
+    </w:p>
+    <w:p>
+      <w:pPr>
+        <w:pStyle w:val="ListParagraph"/>
+      </w:pPr>
+      <w:r>
+        <w:t>Macro Library (Module1.xba) — LibreOffice Basic macros that run inside LibreOffice and communicate with the IPC server over a loopback TCP socket.</w:t>
+      </w:r>
+    </w:p>
+    <w:p>
+      <w:pPr>
+        <w:pStyle w:val="ListParagraph"/>
+      </w:pPr>
+      <w:r>
+        <w:t>IPC Server (ipc_server.py) — A lightweight JSON-over-TCP server bound to 127.0.0.1:47251 (loopback only, not accessible from the network). It receives requests from the macro and calls the sslOpenCrypt cryptographic modules.</w:t>
+      </w:r>
+    </w:p>
+    <w:p>
+      <w:pPr/>
+      <w:r>
+        <w:t>The macro library is installed into the LibreOffice user profile. The IPC server runs as a background process (started from the sslOpenCrypt Integrations panel or via systemd). This architecture means the cryptographic code runs in Python with full access to OpenSSL, while LibreOffice only needs to open a local socket.</w:t>
+      </w:r>
+    </w:p>
+    <w:p>
+      <w:pPr>
+        <w:pStyle w:val="Heading2"/>
+      </w:pPr>
+      <w:r>
+        <w:t>18.2  Installation — One Click from sslOpenCrypt</w:t>
+      </w:r>
+    </w:p>
+    <w:p>
+      <w:pPr/>
+      <w:r>
+        <w:t>Open sslOpenCrypt and click Integrations in the left sidebar. On the LibreOffice tab, click Install LibreOffice Integration. The installer performs three steps automatically, with no LibreOffice UI interaction required:</w:t>
+      </w:r>
+    </w:p>
+    <w:p>
+      <w:pPr>
+        <w:pStyle w:val="ListParagraph"/>
+      </w:pPr>
+      <w:r>
+        <w:t>Step 1 — Copies the macro library (Module1.xba, Setup.xba, four SVG icon files) to ~/.config/libreoffice/4/user/Scripts/basic/sslOpenCrypt/</w:t>
+      </w:r>
+    </w:p>
+    <w:p>
+      <w:pPr>
+        <w:pStyle w:val="ListParagraph"/>
+      </w:pPr>
+      <w:r>
+        <w:t>Step 2 — Launches LibreOffice headless and runs Setup.RegisterShortcuts, which calls com.sun.star.ui.GlobalAcceleratorConfiguration to register Ctrl+Alt+S, Ctrl+Alt+E, Ctrl+Alt+H, and Ctrl+Alt+V as global shortcuts. Icons are registered with XImageManager for all four module types.</w:t>
+      </w:r>
+    </w:p>
+    <w:p>
+      <w:pPr>
+        <w:pStyle w:val="ListParagraph"/>
+      </w:pPr>
+      <w:r>
+        <w:t>Step 3 — Verifies success by reading a marker file written by the macro.</w:t>
+      </w:r>
+    </w:p>
+    <w:p>
+      <w:pPr/>
+      <w:r>
+        <w:t>After installation, click Start IPC Server on the same panel. Open any LibreOffice document — the shortcuts are immediately active.</w:t>
+      </w:r>
+    </w:p>
+    <w:p>
+      <w:pPr>
+        <w:ind w:left="432"/>
+      </w:pPr>
+      <w:r>
+        <w:rPr>
+          <w:b/>
+        </w:rPr>
+        <w:t xml:space="preserve">NOTE:  </w:t>
+      </w:r>
+      <w:r>
+        <w:t>The IPC server must be running whenever you want to use the LibreOffice shortcuts. See Section 18.6 for how to auto-start it on login.</w:t>
+      </w:r>
+    </w:p>
+    <w:p>
+      <w:pPr>
+        <w:pStyle w:val="Heading2"/>
+      </w:pPr>
+      <w:r>
+        <w:t>18.3  Keyboard Shortcuts</w:t>
+      </w:r>
+    </w:p>
+    <w:p>
+      <w:pPr/>
+      <w:r>
+        <w:t>Four global shortcuts work in every LibreOffice application:</w:t>
+      </w:r>
+    </w:p>
+    <w:p>
+      <w:pPr>
+        <w:pStyle w:val="ListParagraph"/>
+      </w:pPr>
+      <w:r>
+        <w:t>Ctrl+Alt+S  —  Sign the active document</w:t>
+      </w:r>
+    </w:p>
+    <w:p>
+      <w:pPr>
+        <w:pStyle w:val="ListParagraph"/>
+      </w:pPr>
+      <w:r>
+        <w:t>Ctrl+Alt+E  —  Encrypt the active document (AES-256-GCM)</w:t>
+      </w:r>
+    </w:p>
+    <w:p>
+      <w:pPr>
+        <w:pStyle w:val="ListParagraph"/>
+      </w:pPr>
+      <w:r>
+        <w:t>Ctrl+Alt+H  —  Compute SHA-256 hash of the active document</w:t>
+      </w:r>
+    </w:p>
+    <w:p>
+      <w:pPr>
+        <w:pStyle w:val="ListParagraph"/>
+      </w:pPr>
+      <w:r>
+        <w:t>Ctrl+Alt+V  —  Verify a detached signature (.p7s)</w:t>
+      </w:r>
+    </w:p>
+    <w:p>
+      <w:pPr/>
+      <w:r>
+        <w:t>Each shortcut auto-saves the document before the cryptographic operation, so the file on disk is always current. The result is shown in a popup dialog.</w:t>
+      </w:r>
+    </w:p>
+    <w:p>
+      <w:pPr>
+        <w:pStyle w:val="Heading2"/>
+      </w:pPr>
+      <w:r>
+        <w:t>18.4  Adding the Toolbar to LibreOffice</w:t>
+      </w:r>
+    </w:p>
+    <w:p>
+      <w:pPr/>
+      <w:r>
+        <w:t>The installer creates a custom sslOpenCrypt toolbar with four icon buttons. To make the toolbar visible:</w:t>
+      </w:r>
+    </w:p>
+    <w:p>
+      <w:pPr>
+        <w:pStyle w:val="ListParagraph"/>
+      </w:pPr>
+      <w:r>
+        <w:t>Open any LibreOffice document (Writer, Calc, Impress, or Draw).</w:t>
+      </w:r>
+    </w:p>
+    <w:p>
+      <w:pPr>
+        <w:pStyle w:val="ListParagraph"/>
+      </w:pPr>
+      <w:r>
+        <w:t>Go to  View → Toolbars.</w:t>
+      </w:r>
+    </w:p>
+    <w:p>
+      <w:pPr>
+        <w:pStyle w:val="ListParagraph"/>
+      </w:pPr>
+      <w:r>
+        <w:t>Find sslOpenCrypt in the list and click it to enable it.</w:t>
+      </w:r>
+    </w:p>
+    <w:p>
+      <w:pPr/>
+      <w:r>
+        <w:t>The toolbar appears docked below the standard toolbars. Each button shows the corresponding SVG icon (Sign, Encrypt, Hash, Verify) in the application's theme colour. Hovering over a button shows a tooltip with the keyboard shortcut.</w:t>
+      </w:r>
+    </w:p>
+    <w:p>
+      <w:pPr/>
+      <w:r>
+        <w:t>To reposition the toolbar, drag its handle (left edge) to a new docking location or float it as a palette. LibreOffice remembers the position across sessions.</w:t>
+      </w:r>
+    </w:p>
+    <w:p>
+      <w:pPr/>
+      <w:r>
+        <w:t>To add individual buttons to an existing toolbar instead:</w:t>
+      </w:r>
+    </w:p>
+    <w:p>
+      <w:pPr>
+        <w:pStyle w:val="ListParagraph"/>
+      </w:pPr>
+      <w:r>
+        <w:t>Go to  Tools → Customise → Toolbars.</w:t>
+      </w:r>
+    </w:p>
+    <w:p>
+      <w:pPr>
+        <w:pStyle w:val="ListParagraph"/>
+      </w:pPr>
+      <w:r>
+        <w:t>Select the toolbar to modify (e.g. Standard).</w:t>
+      </w:r>
+    </w:p>
+    <w:p>
+      <w:pPr>
+        <w:pStyle w:val="ListParagraph"/>
+      </w:pPr>
+      <w:r>
+        <w:t>Click Add Command…, search for sslOpenCrypt, and add the desired buttons.</w:t>
+      </w:r>
+    </w:p>
+    <w:p>
+      <w:pPr>
+        <w:pStyle w:val="ListParagraph"/>
+      </w:pPr>
+      <w:r>
+        <w:t>Click OK. The icons appear immediately.</w:t>
+      </w:r>
+    </w:p>
+    <w:p>
+      <w:pPr>
+        <w:pStyle w:val="Heading2"/>
+      </w:pPr>
+      <w:r>
+        <w:t>18.5  How to Sign a Document and Share It</w:t>
+      </w:r>
+    </w:p>
+    <w:p>
+      <w:pPr/>
+      <w:r>
+        <w:t>Digital signatures let recipients verify that the document has not been altered since it was signed and confirm the identity of the signer (when a certificate is used). The LibreOffice integration creates a CMS/PKCS#7 detached signature — a separate .p7s file — rather than embedding the signature inside the document. This means the original document file is never modified.</w:t>
+      </w:r>
+    </w:p>
+    <w:p>
+      <w:pPr>
+        <w:pStyle w:val="Heading2"/>
+      </w:pPr>
+      <w:r>
+        <w:t>Prerequisites</w:t>
+      </w:r>
+    </w:p>
+    <w:p>
+      <w:pPr>
+        <w:pStyle w:val="ListParagraph"/>
+      </w:pPr>
+      <w:r>
+        <w:t>A signing key and certificate.  Generate a self-signed certificate from the Key Management or PKI module, or use an existing certificate issued by a CA.  The certificate file (.pem) and private key (.key or .pem) must be accessible to sslOpenCrypt.</w:t>
+      </w:r>
+    </w:p>
+    <w:p>
+      <w:pPr>
+        <w:pStyle w:val="ListParagraph"/>
+      </w:pPr>
+      <w:r>
+        <w:t>The sslOpenCrypt IPC server must be running (green status in the Integrations panel).</w:t>
+      </w:r>
+    </w:p>
+    <w:p>
+      <w:pPr>
+        <w:pStyle w:val="Heading2"/>
+      </w:pPr>
+      <w:r>
+        <w:t>Step-by-Step: Signing</w:t>
+      </w:r>
+    </w:p>
+    <w:p>
+      <w:pPr>
+        <w:pStyle w:val="ListParagraph"/>
+      </w:pPr>
+      <w:r>
+        <w:t>Step 1 — Open and finalise your document in LibreOffice Writer (or Calc / Impress). Save it (Ctrl+S) before signing. Any subsequent edit will invalidate the signature.</w:t>
+      </w:r>
+    </w:p>
+    <w:p>
+      <w:pPr>
+        <w:pStyle w:val="ListParagraph"/>
+      </w:pPr>
+      <w:r>
+        <w:t>Step 2 — Press Ctrl+Alt+S, or click the Sign button on the sslOpenCrypt toolbar.</w:t>
+      </w:r>
+    </w:p>
+    <w:p>
+      <w:pPr>
+        <w:pStyle w:val="ListParagraph"/>
+      </w:pPr>
+      <w:r>
+        <w:t>Step 3 — The macro auto-saves the document, then sends the file path to the IPC server. The server calls openssl cms -sign and produces a .p7s detached signature file in the same directory as the document.</w:t>
+      </w:r>
+    </w:p>
+    <w:p>
+      <w:pPr>
+        <w:pStyle w:val="ListParagraph"/>
+      </w:pPr>
+      <w:r>
+        <w:t>Step 4 — A success dialog appears showing the path of the signature file, e.g. /home/alice/contract.odt.p7s</w:t>
+      </w:r>
+    </w:p>
+    <w:p>
+      <w:pPr>
+        <w:spacing w:before="40" w:after="40"/>
+        <w:ind w:left="432"/>
+      </w:pPr>
+      <w:r>
+        <w:rPr>
+          <w:rFonts w:ascii="Courier New" w:hAnsi="Courier New"/>
+          <w:color w:val="6BD35F"/>
+          <w:sz w:val="18"/>
+        </w:rPr>
+        <w:t>openssl cms -sign -binary -nodetach \</w:t>
+        <w:br/>
+        <w:t xml:space="preserve">  -in  contract.odt \</w:t>
+        <w:br/>
+        <w:t xml:space="preserve">  -signer alice_cert.pem \</w:t>
+        <w:br/>
+        <w:t xml:space="preserve">  -inkey alice_key.pem \</w:t>
+        <w:br/>
+        <w:t xml:space="preserve">  -out  contract.odt.p7s \</w:t>
+        <w:br/>
+        <w:t xml:space="preserve">  -outform DER</w:t>
+      </w:r>
+    </w:p>
+    <w:p>
+      <w:pPr/>
+      <w:r>
+        <w:t>The Command Console in sslOpenCrypt (Expert Mode) shows the exact openssl command that was executed, so you can reproduce or automate the operation independently.</w:t>
+      </w:r>
+    </w:p>
+    <w:p>
+      <w:pPr>
+        <w:pStyle w:val="Heading2"/>
+      </w:pPr>
+      <w:r>
+        <w:t>Step-by-Step: Sharing the Signed Document</w:t>
+      </w:r>
+    </w:p>
+    <w:p>
+      <w:pPr/>
+      <w:r>
+        <w:t>Send the recipient two files:</w:t>
+      </w:r>
+    </w:p>
+    <w:p>
+      <w:pPr>
+        <w:pStyle w:val="ListParagraph"/>
+      </w:pPr>
+      <w:r>
+        <w:t>The document itself:  contract.odt  (or .pdf, .xlsx, any format)</w:t>
+      </w:r>
+    </w:p>
+    <w:p>
+      <w:pPr>
+        <w:pStyle w:val="ListParagraph"/>
+      </w:pPr>
+      <w:r>
+        <w:t>The detached signature:  contract.odt.p7s</w:t>
+      </w:r>
+    </w:p>
+    <w:p>
+      <w:pPr/>
+      <w:r>
+        <w:t>The recipient must keep both files to verify the signature. If only the .p7s is sent without the document, or vice versa, verification will fail.</w:t>
+      </w:r>
+    </w:p>
+    <w:p>
+      <w:pPr/>
+      <w:r>
+        <w:t>If you want to include your certificate so the recipient can verify your identity without separately obtaining your public certificate, share your certificate file (.pem) as well. The IPC server embeds the signer certificate in the CMS structure by default, so for most workflows no separate certificate file is needed.</w:t>
+      </w:r>
+    </w:p>
+    <w:p>
+      <w:pPr>
+        <w:ind w:left="432"/>
+      </w:pPr>
+      <w:r>
+        <w:rPr>
+          <w:b/>
+        </w:rPr>
+        <w:t xml:space="preserve">NOTE:  </w:t>
+      </w:r>
+      <w:r>
+        <w:t>For highest trust, use a certificate issued by a recognised Certificate Authority (CA). Self-signed certificates prove integrity (the document was not altered) but do not prove identity unless the recipient already trusts your certificate.</w:t>
+      </w:r>
+    </w:p>
+    <w:p>
+      <w:pPr>
+        <w:pStyle w:val="Heading2"/>
+      </w:pPr>
+      <w:r>
+        <w:t>Step-by-Step: Verifying (Recipient Side)</w:t>
+      </w:r>
+    </w:p>
+    <w:p>
+      <w:pPr/>
+      <w:r>
+        <w:t>The recipient also needs sslOpenCrypt with the LibreOffice integration installed.</w:t>
+      </w:r>
+    </w:p>
+    <w:p>
+      <w:pPr>
+        <w:pStyle w:val="ListParagraph"/>
+      </w:pPr>
+      <w:r>
+        <w:t>Step 1 — Open the signed document in LibreOffice.</w:t>
+      </w:r>
+    </w:p>
+    <w:p>
+      <w:pPr>
+        <w:pStyle w:val="ListParagraph"/>
+      </w:pPr>
+      <w:r>
+        <w:t>Step 2 — Press Ctrl+Alt+V, or click the Verify button on the sslOpenCrypt toolbar.</w:t>
+      </w:r>
+    </w:p>
+    <w:p>
+      <w:pPr>
+        <w:pStyle w:val="ListParagraph"/>
+      </w:pPr>
+      <w:r>
+        <w:t>Step 3 — A dialog asks for the signature file path. The default is &lt;document_path&gt;.p7s — press Enter if the .p7s is in the same directory.</w:t>
+      </w:r>
+    </w:p>
+    <w:p>
+      <w:pPr>
+        <w:pStyle w:val="ListParagraph"/>
+      </w:pPr>
+      <w:r>
+        <w:t>Step 4 — The IPC server calls openssl cms -verify. A dialog shows Signature VALID or INVALID. If valid, the signer's certificate details (subject, issuer, validity period) are displayed.</w:t>
+      </w:r>
+    </w:p>
+    <w:p>
+      <w:pPr>
+        <w:spacing w:before="40" w:after="40"/>
+        <w:ind w:left="432"/>
+      </w:pPr>
+      <w:r>
+        <w:rPr>
+          <w:rFonts w:ascii="Courier New" w:hAnsi="Courier New"/>
+          <w:color w:val="6BD35F"/>
+          <w:sz w:val="18"/>
+        </w:rPr>
+        <w:t>openssl cms -verify -binary \</w:t>
+        <w:br/>
+        <w:t xml:space="preserve">  -in  contract.odt.p7s \</w:t>
+        <w:br/>
+        <w:t xml:space="preserve">  -inform DER \</w:t>
+        <w:br/>
+        <w:t xml:space="preserve">  -content contract.odt \</w:t>
+        <w:br/>
+        <w:t xml:space="preserve">  -noverify        # omit to enforce CA chain</w:t>
+      </w:r>
+    </w:p>
+    <w:p>
+      <w:pPr>
+        <w:ind w:left="432"/>
+      </w:pPr>
+      <w:r>
+        <w:rPr>
+          <w:b/>
+        </w:rPr>
+        <w:t xml:space="preserve">NOTE:  </w:t>
+      </w:r>
+      <w:r>
+        <w:t>Passing -noverify skips CA chain validation, which is appropriate when the signer used a self-signed certificate. Remove -noverify when the certificate is issued by a trusted CA to enforce full chain validation.</w:t>
+      </w:r>
+    </w:p>
+    <w:p>
+      <w:pPr>
+        <w:pStyle w:val="Heading2"/>
+      </w:pPr>
+      <w:r>
+        <w:t>Sharing Signatures Outside LibreOffice</w:t>
+      </w:r>
+    </w:p>
+    <w:p>
+      <w:pPr/>
+      <w:r>
+        <w:t>The .p7s signature file is a standard CMS/PKCS#7 DER-encoded structure. It can be verified by any compliant tool, not just sslOpenCrypt:</w:t>
+      </w:r>
+    </w:p>
+    <w:p>
+      <w:pPr>
+        <w:pStyle w:val="ListParagraph"/>
+      </w:pPr>
+      <w:r>
+        <w:t>Command line:  openssl cms -verify -binary -in file.p7s -inform DER -content file.odt</w:t>
+      </w:r>
+    </w:p>
+    <w:p>
+      <w:pPr>
+        <w:pStyle w:val="ListParagraph"/>
+      </w:pPr>
+      <w:r>
+        <w:t>Windows:  double-click the .p7s file (if associated with a PKCS#7 viewer)</w:t>
+      </w:r>
+    </w:p>
+    <w:p>
+      <w:pPr>
+        <w:pStyle w:val="ListParagraph"/>
+      </w:pPr>
+      <w:r>
+        <w:t>OpenSSL on any platform:  the same command above works on Linux, macOS, and Windows</w:t>
+      </w:r>
+    </w:p>
+    <w:p>
+      <w:pPr/>
+      <w:r>
+        <w:t>This interoperability is a key advantage of the CMS format: your LibreOffice document signatures are not locked to sslOpenCrypt.</w:t>
+      </w:r>
+    </w:p>
+    <w:p>
+      <w:pPr>
+        <w:pStyle w:val="Heading2"/>
+      </w:pPr>
+      <w:r>
+        <w:t>18.6  Auto-Starting the IPC Server on Login</w:t>
+      </w:r>
+    </w:p>
+    <w:p>
+      <w:pPr/>
+      <w:r>
+        <w:t>To avoid manually starting the IPC server each time, register it as a systemd user service:</w:t>
+      </w:r>
+    </w:p>
+    <w:p>
+      <w:pPr>
+        <w:spacing w:before="40" w:after="40"/>
+        <w:ind w:left="432"/>
+      </w:pPr>
+      <w:r>
+        <w:rPr>
+          <w:rFonts w:ascii="Courier New" w:hAnsi="Courier New"/>
+          <w:color w:val="6BD35F"/>
+          <w:sz w:val="18"/>
+        </w:rPr>
+        <w:t>cat &gt; ~/.config/systemd/user/sslopencrypt-ipc.service &lt;&lt;EOF</w:t>
+        <w:br/>
+        <w:t>[Unit]</w:t>
+        <w:br/>
+        <w:t>Description=sslOpenCrypt LibreOffice IPC Server</w:t>
+        <w:br/>
+        <w:br/>
+        <w:t>[Service]</w:t>
+        <w:br/>
+        <w:t>ExecStart=python3 /path/to/sslopencrypt/integrations/libreoffice/ipc_server.py</w:t>
+        <w:br/>
+        <w:t>Restart=on-failure</w:t>
+        <w:br/>
+        <w:br/>
+        <w:t>[Install]</w:t>
+        <w:br/>
+        <w:t>WantedBy=default.target</w:t>
+        <w:br/>
+        <w:t>EOF</w:t>
+        <w:br/>
+        <w:br/>
+        <w:t>systemctl --user enable --now sslopencrypt-ipc</w:t>
+      </w:r>
+    </w:p>
+    <w:p>
+      <w:pPr/>
+      <w:r>
+        <w:t>Replace /path/to/sslopencrypt with the actual installation path. The service starts at login and restarts automatically if it crashes.</w:t>
+      </w:r>
+    </w:p>
+    <w:p>
+      <w:pPr/>
+      <w:r>
+        <w:t>Check status at any time with:</w:t>
+      </w:r>
+    </w:p>
+    <w:p>
+      <w:pPr>
+        <w:spacing w:before="40" w:after="40"/>
+        <w:ind w:left="432"/>
+      </w:pPr>
+      <w:r>
+        <w:rPr>
+          <w:rFonts w:ascii="Courier New" w:hAnsi="Courier New"/>
+          <w:color w:val="6BD35F"/>
+          <w:sz w:val="18"/>
+        </w:rPr>
+        <w:t>systemctl --user status sslopencrypt-ipc</w:t>
+      </w:r>
+    </w:p>
+    <w:p>
+      <w:pPr>
+        <w:pStyle w:val="Heading2"/>
+      </w:pPr>
+      <w:r>
+        <w:t>18.7  Encrypting Documents from LibreOffice</w:t>
+      </w:r>
+    </w:p>
+    <w:p>
+      <w:pPr/>
+      <w:r>
+        <w:t>Press Ctrl+Alt+E (or click the Encrypt toolbar button) while a document is open. A dialog asks for a passphrase. The IPC server encrypts the saved file using AES-256-GCM and writes the result to &lt;document_path&gt;.enc.</w:t>
+      </w:r>
+    </w:p>
+    <w:p>
+      <w:pPr/>
+      <w:r>
+        <w:t>The encrypted file contains:</w:t>
+      </w:r>
+    </w:p>
+    <w:p>
+      <w:pPr>
+        <w:pStyle w:val="ListParagraph"/>
+      </w:pPr>
+      <w:r>
+        <w:t>A 32-byte random salt (for key derivation)</w:t>
+      </w:r>
+    </w:p>
+    <w:p>
+      <w:pPr>
+        <w:pStyle w:val="ListParagraph"/>
+      </w:pPr>
+      <w:r>
+        <w:t>A 12-byte random nonce</w:t>
+      </w:r>
+    </w:p>
+    <w:p>
+      <w:pPr>
+        <w:pStyle w:val="ListParagraph"/>
+      </w:pPr>
+      <w:r>
+        <w:t>The ciphertext</w:t>
+      </w:r>
+    </w:p>
+    <w:p>
+      <w:pPr>
+        <w:pStyle w:val="ListParagraph"/>
+      </w:pPr>
+      <w:r>
+        <w:t>A 16-byte GCM authentication tag</w:t>
+      </w:r>
+    </w:p>
+    <w:p>
+      <w:pPr/>
+      <w:r>
+        <w:t>There is no file header and no magic bytes — the output is indistinguishable from random data. This is the same Ghost Crypt format used by the Symmetric Encryption module in Expert Mode.</w:t>
+      </w:r>
+    </w:p>
+    <w:p>
+      <w:pPr/>
+      <w:r>
+        <w:t>To decrypt, use the sslOpenCrypt Symmetric Encryption module (Ghost Crypt tab) or the IPC decrypt operation from LibreOffice if a Decrypt shortcut is added. The passphrase must be communicated securely to the recipient (e.g. by phone, encrypted messaging, or in person — never in the same email as the encrypted file).</w:t>
+      </w:r>
+    </w:p>
+    <w:p>
+      <w:pPr>
+        <w:pStyle w:val="Heading2"/>
+      </w:pPr>
+      <w:r>
+        <w:t>18.8  Security Notes</w:t>
+      </w:r>
+    </w:p>
+    <w:p>
+      <w:pPr>
+        <w:pStyle w:val="ListParagraph"/>
+      </w:pPr>
+      <w:r>
+        <w:t>The IPC server binds to 127.0.0.1:47251 only. It is not reachable from other machines on the network under any circumstances.</w:t>
+      </w:r>
+    </w:p>
+    <w:p>
+      <w:pPr>
+        <w:pStyle w:val="ListParagraph"/>
+      </w:pPr>
+      <w:r>
+        <w:t>Passphrases are transmitted over the loopback socket in a JSON request. They are never written to disk, never logged to the audit log, and exist in memory only for the duration of the operation.</w:t>
+      </w:r>
+    </w:p>
+    <w:p>
+      <w:pPr>
+        <w:pStyle w:val="ListParagraph"/>
+      </w:pPr>
+      <w:r>
+        <w:t>Private keys are accessed by the IPC server process (running as your user). Protect key files with 0600 permissions and consider using a hardware token (India DSC module) to keep private keys off disk entirely.</w:t>
+      </w:r>
+    </w:p>
+    <w:p>
+      <w:pPr>
+        <w:pStyle w:val="ListParagraph"/>
+      </w:pPr>
+      <w:r>
+        <w:t>The IPC server has no authentication beyond OS-level loopback access. On a single-user workstation this is appropriate. On a shared server, do not run the IPC server.</w:t>
+      </w:r>
+    </w:p>
+    <w:p>
+      <w:pPr>
+        <w:pStyle w:val="ListParagraph"/>
+      </w:pPr>
+      <w:r>
+        <w:t>The macro library runs inside LibreOffice with full access to the Basic runtime. Review the source (Module1.xba) if you have security concerns about running third-party macros.</w:t>
       </w:r>
     </w:p>
     <w:p>
@@ -54404,7 +57181,16 @@
         <w:szCs w:val="18"/>
       </w:rPr>
       <w:tab/>
-      <w:t>First Edition 2025</w:t>
+      <w:t>First Edition 202</w:t>
+    </w:r>
+    <w:r>
+      <w:rPr>
+        <w:rFonts w:eastAsia="Arial" w:cs="Arial"/>
+        <w:color w:val="auto"/>
+        <w:sz w:val="18"/>
+        <w:szCs w:val="18"/>
+      </w:rPr>
+      <w:t>6</w:t>
     </w:r>
   </w:p>
 </w:hdr>
@@ -54444,7 +57230,16 @@
         <w:szCs w:val="18"/>
       </w:rPr>
       <w:tab/>
-      <w:t>First Edition 2025</w:t>
+      <w:t>First Edition 202</w:t>
+    </w:r>
+    <w:r>
+      <w:rPr>
+        <w:rFonts w:eastAsia="Arial" w:cs="Arial"/>
+        <w:color w:val="auto"/>
+        <w:sz w:val="18"/>
+        <w:szCs w:val="18"/>
+      </w:rPr>
+      <w:t>6</w:t>
     </w:r>
   </w:p>
 </w:hdr>

--- a/sslOpenCrypt_Complete_Book_v1.0.docx
+++ b/sslOpenCrypt_Complete_Book_v1.0.docx
@@ -10607,13 +10607,7 @@
               <w:rPr/>
             </w:pPr>
             <w:r>
-              <w:rPr>
-                <w:rFonts w:eastAsia="Arial" w:cs="Arial"/>
-                <w:color w:val="auto"/>
-                <w:sz w:val="21"/>
-                <w:szCs w:val="21"/>
-              </w:rPr>
-              <w:t>Thunderbird, OCSP/CRL UI, Batch CLI, Key Vault, Aadhaar eSign Client, India PKI Trust Store</w:t>
+              <w:t>Ghost Crypt v1.1 (headerless AES-256-GCM/ChaCha20-Poly1305 container, Argon2id KDF). India DSC enhancements: certificate expiry check + colour-coded alert, token PIN health check, PAdES PDF signing via pyhanko (embedded signature for MCA21/IT portal), portal workflow validators (MCA21, IT e-filing 2.0, GST, GeM/CPPP), eSign API v2.1 request stub with XML builder. Thunderbird, OCSP/CRL UI, Batch CLI, Key Vault, India PKI Trust Store.</w:t>
             </w:r>
           </w:p>
         </w:tc>
@@ -26658,7 +26652,7 @@
           <w:tcPr>
             <w:tcW w:w="1599" w:type="dxa"/>
             <w:tcBorders/>
-            <w:shd w:fill="B8860B" w:val="clear"/>
+            <w:shd w:fill="FFFFFF" w:val="clear" w:color="auto"/>
           </w:tcPr>
           <w:p>
             <w:pPr>
@@ -36885,7 +36879,7 @@
           <w:tcPr>
             <w:tcW w:w="1599" w:type="dxa"/>
             <w:tcBorders/>
-            <w:shd w:fill="B8860B" w:val="clear"/>
+            <w:shd w:fill="FFFFFF" w:val="clear" w:color="auto"/>
           </w:tcPr>
           <w:p>
             <w:pPr>
@@ -48670,6 +48664,22 @@
         <w:t>17.1  Module 10 Sub-Modules</w:t>
       </w:r>
     </w:p>
+    <w:p>
+      <w:pPr>
+        <w:pStyle w:val="Normal"/>
+      </w:pPr>
+      <w:r>
+        <w:t xml:space="preserve">Module 10 is implemented as eight tabs in ui/panels/india_dsc_panel.py, backed by modules/india_dsc/controller.py:
+Tab 1 — Token Manager. Detects PKCS#11 USB DSC tokens, lists slots and objects, exports the signing certificate (DER → PEM), and checks pkcs11-tool/pcscd dependencies.
+Tab 2 — Sign Document. On-token CMS/PKCS#7 signing via openssl cms -engine pkcs11. The private key never leaves the hardware. Produces a detached .p7s file.
+Tab 3 — Sign PDF (PAdES). On-token PDF signing via pyhanko + python-pkcs11. Produces an embedded CMS signature visible in Adobe Acrobat and Foxit and accepted by MCA21 and IT e-filing 2.0. Supports RFC 3161 trusted timestamps via a configurable TSA URL (required by GeM/CPPP tender submissions).
+Tab 4 — Verify Signature. Verifies a .p7s DER signature against the India PKI chain. Accepts an optional CA bundle; falls back to -noverify if none supplied.
+Tab 5 — Expiry Check. Parses the Not After field of any PEM certificate using the Python cryptography library. Returns days-remaining and a colour-coded status: green (&gt;30 days), amber (1-30 days, renew soon), red (expired). Prevents last-minute DSC expiry discoveries at filing deadlines.
+Tab 6 — Portal Validator. Runs pre-signing checks for the selected portal (MCA21, IT e-filing 2.0, GST, GeM/CPPP). Checks: certificate validity, key usage extension (Class 3 indicator: digitalSignature + nonRepudiation), organisation vs individual cert type, PAN match (IT e-filing: PAN in DSC subject CN or serialNumber must equal the taxpayer PAN), and RFC 3161 timestamp requirement (GeM/CPPP). Displays a pass/warn/fail report with portal-specific workflow notes.
+Tab 7 — eSign (Aadhaar). Builds a CCA eSign API v2.1 request XML. Includes a hash-from-file compute button (SHA-256/512). The tab is a stub — it constructs and displays the unsigned XML for the developer's review but makes no network call. The three licensed ASP gateways (eMudhra, NSDL, CDAC) are listed with their endpoint URLs. Full gateway integration requires ASP registration with CCA.
+Tab 8 — India PKI Info. Displays the real CCA India 2022 RCAI root certificate SHA-256 fingerprint (9A:3F:D3:...:C:D8) and the SPL root fingerprint, all CCA-licensed CAs, current algorithm requirements (RSA-2048+/P-256, SHA-256, Class 3 only), and Linux setup commands.</w:t>
+      </w:r>
+    </w:p>
     <w:tbl>
       <w:tblPr>
         <w:tblW w:w="9906" w:type="dxa"/>
@@ -48735,13 +48745,7 @@
               <w:rPr/>
             </w:pPr>
             <w:r>
-              <w:rPr>
-                <w:rFonts w:eastAsia="Arial" w:cs="Arial"/>
-                <w:color w:val="auto"/>
-                <w:sz w:val="21"/>
-                <w:szCs w:val="21"/>
-              </w:rPr>
-              <w:t>Auto-detect USB tokens on hotplug. PKCS#11 library manager (pre-populated with Indian token paths). Certificate viewer. PIN management. On-token signing. CMS/PAdES output. Bulk sign for batch ITR/audit report workflows.</w:t>
+              <w:t>Auto-detect USB tokens on hotplug. PKCS#11 library manager (pre-populated with Indian token paths). Certificate viewer. PIN management. On-token CMS signing. PAdES PDF signing via pyhanko — embedded signature accepted by MCA21 and IT e-filing 2.0, with optional RFC 3161 trusted timestamp (required by GeM/CPPP). Certificate expiry check with colour-coded alert (green &gt;30 days, amber 1–30 days, red expired). Token PIN health check — surfaces remaining attempts and lock status before signing to prevent permanent token lockout. Portal workflow validators: pre-signing checks for MCA21, IT e-filing 2.0, GST, and GeM/CPPP (cert class, org vs individual type, PAN match, timestamp requirement). eSign API v2.1 request XML builder with hash-from-file compute and ASP gateway directory.</w:t>
             </w:r>
           </w:p>
         </w:tc>
@@ -48912,13 +48916,24 @@
               <w:rPr/>
             </w:pPr>
             <w:r>
-              <w:rPr>
-                <w:rFonts w:eastAsia="Arial" w:cs="Arial"/>
-                <w:color w:val="auto"/>
-                <w:sz w:val="21"/>
-                <w:szCs w:val="21"/>
-              </w:rPr>
-              <w:t>RCAI + intermediate CA bundle — auto-refresh from cca.gov.in weekly. CRL cache. OCSP proxy with configurable TTL. Chain builder from any Indian DSC cert. RCAI fingerprint display for manual verification.</w:t>
+              <w:t>RCAI + intermediate CA bundle — auto-refresh from cca.gov.in weekly. CRL cache. OCSP proxy with configurable TTL. Chain builder from any Indian DSC cert. RCAI fingerprint display for manual out-of-band verification.</w:t>
+              <w:br/>
+              <w:br/>
+              <w:t>Real fingerprints (computed from certificates at cca.gov.in, April 2026):</w:t>
+              <w:br/>
+              <w:t>CCA India 2022 (SHA-256):</w:t>
+              <w:br/>
+              <w:t xml:space="preserve">  9A:3F:D3:17:67:98:E8:42:DD:CB:12:C2:62:F1:1C:FA:</w:t>
+              <w:br/>
+              <w:t xml:space="preserve">  CC:A7:0A:8B:84:C6:EA:6F:DA:30:84:2A:95:A9:4C:D8</w:t>
+              <w:br/>
+              <w:t>CCA India 2022 SPL (SHA-256):</w:t>
+              <w:br/>
+              <w:t xml:space="preserve">  B7:24:68:9B:79:B2:EF:94:21:EF:8F:5C:C7:33:EB:09:</w:t>
+              <w:br/>
+              <w:t xml:space="preserve">  38:51:B1:70:EE:71:51:77:00:5A:09:F2:26:D8:C9:1A</w:t>
+              <w:br/>
+              <w:t>Verify out-of-band: email verifyroot@cca.gov.in</w:t>
             </w:r>
           </w:p>
         </w:tc>
@@ -49009,6 +49024,19 @@
           <w:szCs w:val="30"/>
         </w:rPr>
         <w:t>17.2  Portal Integration Roadmap</w:t>
+      </w:r>
+    </w:p>
+    <w:p>
+      <w:pPr>
+        <w:pStyle w:val="Normal"/>
+      </w:pPr>
+      <w:r>
+        <w:t xml:space="preserve">Portal-specific pre-signing validation is available from v1.1 for four portals:
+MCA21 v3 (Ministry of Corporate Affairs). Requires an organisation DSC — individual DSC is rejected. The validator checks for the Organisation (O=) attribute in the certificate subject and confirms Class 3 key usage. Workflow notes: Director and Company Secretary must both sign the e-form; the DSC must be linked to the Director Identification Number (DIN); the USB token must remain inserted throughout the MCA21 browser session.
+Income Tax e-filing 2.0. PAN-match check: the PAN in the DSC subject (CN or serialNumber attribute) must exactly match the taxpayer's PAN. The validator flags mismatches before submission. Individual DSC is used for personal ITR; organisation DSC for company returns.
+GST Portal. Confirms Class 3 key usage and certificate validity. Advises that the USB token must remain inserted during the GST DSC browser session, and that Class 2 DSC is no longer accepted (discontinued January 2021).
+GeM / CPPP (Government e-Marketplace / eProcurement). Warns that an RFC 3161 trusted timestamp is required for tender document submissions. The Sign PDF (PAdES) tab provides a TSA URL field; pass the URL of a trusted TSA (e.g., freetsa.org or the portal's own TSA endpoint) before signing.
+Full browser extension + local signing agent integration (eliminating the Java applet dependency on Windows) is planned for v1.2 (MCA21, IT e-filing) and v1.3 (GSTN, DGFT, EPFO). The v1.1 portal validator performs all local certificate checks that can be done without a live portal session.</w:t>
       </w:r>
     </w:p>
     <w:tbl>
@@ -49192,13 +49220,7 @@
               <w:rPr/>
             </w:pPr>
             <w:r>
-              <w:rPr>
-                <w:rFonts w:eastAsia="Arial" w:cs="Arial"/>
-                <w:color w:val="auto"/>
-                <w:sz w:val="21"/>
-                <w:szCs w:val="21"/>
-              </w:rPr>
-              <w:t>v1.0</w:t>
+              <w:t>v1.0 / v1.1</w:t>
             </w:r>
           </w:p>
         </w:tc>
@@ -49333,13 +49355,7 @@
               <w:rPr/>
             </w:pPr>
             <w:r>
-              <w:rPr>
-                <w:rFonts w:eastAsia="Arial" w:cs="Arial"/>
-                <w:color w:val="auto"/>
-                <w:sz w:val="21"/>
-                <w:szCs w:val="21"/>
-              </w:rPr>
-              <w:t>Browser extension + local signing agent</w:t>
+              <w:t>Browser extension + local signing agent — portal validator (cert class + org-type check) in v1.1</w:t>
             </w:r>
           </w:p>
         </w:tc>
@@ -49417,13 +49433,7 @@
               <w:rPr/>
             </w:pPr>
             <w:r>
-              <w:rPr>
-                <w:rFonts w:eastAsia="Arial" w:cs="Arial"/>
-                <w:color w:val="auto"/>
-                <w:sz w:val="21"/>
-                <w:szCs w:val="21"/>
-              </w:rPr>
-              <w:t>Browser extension + local agent</w:t>
+              <w:t>Browser extension + local agent — portal validator (PAN-match check) in v1.1</w:t>
             </w:r>
           </w:p>
         </w:tc>
@@ -49585,13 +49595,7 @@
               <w:rPr/>
             </w:pPr>
             <w:r>
-              <w:rPr>
-                <w:rFonts w:eastAsia="Arial" w:cs="Arial"/>
-                <w:color w:val="auto"/>
-                <w:sz w:val="21"/>
-                <w:szCs w:val="21"/>
-              </w:rPr>
-              <w:t>Browser extension</w:t>
+              <w:t>Browser extension — portal validator (expiry + Class 3 check) in v1.1</w:t>
             </w:r>
           </w:p>
         </w:tc>
@@ -50166,7 +50170,7 @@
       <w:r>
         <w:rPr>
           <w:rFonts w:ascii="Courier New" w:hAnsi="Courier New"/>
-          <w:color w:val="6BD35F"/>
+          <w:color w:val="auto"/>
           <w:sz w:val="18"/>
         </w:rPr>
         <w:t>openssl cms -sign -binary -nodetach \</w:t>
@@ -50298,7 +50302,7 @@
       <w:r>
         <w:rPr>
           <w:rFonts w:ascii="Courier New" w:hAnsi="Courier New"/>
-          <w:color w:val="6BD35F"/>
+          <w:color w:val="auto"/>
           <w:sz w:val="18"/>
         </w:rPr>
         <w:t>openssl cms -verify -binary \</w:t>
@@ -50392,7 +50396,7 @@
       <w:r>
         <w:rPr>
           <w:rFonts w:ascii="Courier New" w:hAnsi="Courier New"/>
-          <w:color w:val="6BD35F"/>
+          <w:color w:val="auto"/>
           <w:sz w:val="18"/>
         </w:rPr>
         <w:t>cat &gt; ~/.config/systemd/user/sslopencrypt-ipc.service &lt;&lt;EOF</w:t>
@@ -50439,7 +50443,7 @@
       <w:r>
         <w:rPr>
           <w:rFonts w:ascii="Courier New" w:hAnsi="Courier New"/>
-          <w:color w:val="6BD35F"/>
+          <w:color w:val="auto"/>
           <w:sz w:val="18"/>
         </w:rPr>
         <w:t>systemctl --user status sslopencrypt-ipc</w:t>
@@ -57540,7 +57544,7 @@
       <w:rFonts w:ascii="Arial" w:hAnsi="Arial" w:eastAsia="Arial" w:cs="Arial"/>
       <w:b/>
       <w:bCs/>
-      <w:color w:val="1A3A5C"/>
+      <w:color w:val="auto"/>
       <w:sz w:val="40"/>
       <w:szCs w:val="40"/>
     </w:rPr>
@@ -57557,7 +57561,7 @@
       <w:rFonts w:ascii="Arial" w:hAnsi="Arial" w:eastAsia="Arial" w:cs="Arial"/>
       <w:b/>
       <w:bCs/>
-      <w:color w:val="0D7377"/>
+      <w:color w:val="auto"/>
       <w:sz w:val="30"/>
       <w:szCs w:val="30"/>
     </w:rPr>
@@ -57574,7 +57578,7 @@
       <w:rFonts w:ascii="Arial" w:hAnsi="Arial" w:eastAsia="Arial" w:cs="Arial"/>
       <w:b/>
       <w:bCs/>
-      <w:color w:val="1A1A2E"/>
+      <w:color w:val="auto"/>
       <w:sz w:val="24"/>
       <w:szCs w:val="24"/>
     </w:rPr>
@@ -57587,7 +57591,7 @@
     <w:rPr>
       <w:i/>
       <w:iCs/>
-      <w:color w:val="2E74B5"/>
+      <w:color w:val="auto"/>
     </w:rPr>
   </w:style>
   <w:style w:type="paragraph" w:styleId="Heading5">
@@ -57596,7 +57600,7 @@
     <w:qFormat/>
     <w:pPr/>
     <w:rPr>
-      <w:color w:val="2E74B5"/>
+      <w:color w:val="auto"/>
     </w:rPr>
   </w:style>
   <w:style w:type="paragraph" w:styleId="Heading6">
@@ -57605,7 +57609,7 @@
     <w:qFormat/>
     <w:pPr/>
     <w:rPr>
-      <w:color w:val="1F4D78"/>
+      <w:color w:val="auto"/>
     </w:rPr>
   </w:style>
   <w:style w:type="character" w:styleId="Hyperlink">
